--- a/docs/课程任务/任务2-项目章程/02_项目章程_火情智能监测与预警系统.docx
+++ b/docs/课程任务/任务2-项目章程/02_项目章程_火情智能监测与预警系统.docx
@@ -4,401 +4,20 @@
   <w:body>
     <w:p>
       <w:pPr>
-        <w:spacing w:before="1800"/>
-        <w:jc w:val="center"/>
+        <w:jc w:val="left"/>
       </w:pPr>
       <w:r>
         <w:rPr>
           <w:rFonts w:ascii="Times New Roman" w:hAnsi="Times New Roman" w:eastAsia="黑体"/>
           <w:b/>
-          <w:color w:val="1F4D78"/>
-          <w:sz w:val="48"/>
-        </w:rPr>
-        <w:t>火情智能监测与预警系统</w:t>
-      </w:r>
-    </w:p>
-    <w:p>
-      <w:pPr>
-        <w:jc w:val="center"/>
-      </w:pPr>
-      <w:r>
-        <w:rPr>
-          <w:rFonts w:ascii="Times New Roman" w:hAnsi="Times New Roman" w:eastAsia="黑体"/>
-          <w:b w:val="0"/>
-          <w:color w:val="404040"/>
-          <w:sz w:val="28"/>
+          <w:sz w:val="36"/>
         </w:rPr>
         <w:t>项目章程</w:t>
       </w:r>
     </w:p>
     <w:p>
       <w:pPr>
-        <w:jc w:val="center"/>
-      </w:pPr>
-      <w:r>
-        <w:rPr>
-          <w:rFonts w:ascii="Times New Roman" w:hAnsi="Times New Roman" w:eastAsia="宋体"/>
-          <w:sz w:val="21"/>
-        </w:rPr>
-        <w:t>文档编号：FGA-CHTR-2026-001</w:t>
-      </w:r>
-    </w:p>
-    <w:p/>
-    <w:tbl>
-      <w:tblPr>
-        <w:tblStyle w:val="TableGrid"/>
-        <w:tblW w:type="auto" w:w="0"/>
-        <w:jc w:val="center"/>
-        <w:tblLayout w:type="fixed"/>
-        <w:tblLook w:firstColumn="1" w:firstRow="1" w:lastColumn="0" w:lastRow="0" w:noHBand="0" w:noVBand="1" w:val="04A0"/>
-        <w:tblW w:w="7938" w:type="dxa"/>
-        <w:tblLayout w:type="fixed"/>
-        <w:tblCellMar>
-          <w:top w:w="60" w:type="dxa"/>
-          <w:left w:w="100" w:type="dxa"/>
-          <w:bottom w:w="60" w:type="dxa"/>
-          <w:right w:w="100" w:type="dxa"/>
-        </w:tblCellMar>
-      </w:tblPr>
-      <w:tblGrid>
-        <w:gridCol w:w="2268"/>
-        <w:gridCol w:w="5670"/>
-      </w:tblGrid>
-      <w:tr>
-        <w:tc>
-          <w:tcPr>
-            <w:tcW w:type="dxa" w:w="2268"/>
-            <w:vAlign w:val="center"/>
-            <w:shd w:val="clear" w:color="auto" w:fill="1F4D78"/>
-          </w:tcPr>
-          <w:p>
-            <w:pPr>
-              <w:ind w:firstLine="0"/>
-              <w:jc w:val="center"/>
-            </w:pPr>
-            <w:r/>
-            <w:r>
-              <w:rPr>
-                <w:rFonts w:ascii="Times New Roman" w:hAnsi="Times New Roman" w:eastAsia="黑体"/>
-                <w:b/>
-                <w:color w:val="FFFFFF"/>
-                <w:sz w:val="19"/>
-              </w:rPr>
-              <w:t>项目</w:t>
-            </w:r>
-          </w:p>
-        </w:tc>
-        <w:tc>
-          <w:tcPr>
-            <w:tcW w:type="dxa" w:w="5669"/>
-            <w:vAlign w:val="center"/>
-            <w:shd w:val="clear" w:color="auto" w:fill="1F4D78"/>
-          </w:tcPr>
-          <w:p>
-            <w:pPr>
-              <w:ind w:firstLine="0"/>
-              <w:jc w:val="center"/>
-            </w:pPr>
-            <w:r/>
-            <w:r>
-              <w:rPr>
-                <w:rFonts w:ascii="Times New Roman" w:hAnsi="Times New Roman" w:eastAsia="黑体"/>
-                <w:b/>
-                <w:color w:val="FFFFFF"/>
-                <w:sz w:val="19"/>
-              </w:rPr>
-              <w:t>内容</w:t>
-            </w:r>
-          </w:p>
-        </w:tc>
-      </w:tr>
-      <w:tr>
-        <w:tc>
-          <w:tcPr>
-            <w:tcW w:type="dxa" w:w="2268"/>
-            <w:vAlign w:val="center"/>
-          </w:tcPr>
-          <w:p>
-            <w:pPr>
-              <w:spacing w:line="300" w:lineRule="auto"/>
-              <w:ind w:firstLine="0"/>
-              <w:jc w:val="center"/>
-            </w:pPr>
-            <w:r/>
-            <w:r>
-              <w:rPr>
-                <w:rFonts w:ascii="Times New Roman" w:hAnsi="Times New Roman" w:eastAsia="宋体"/>
-                <w:sz w:val="19"/>
-              </w:rPr>
-              <w:t>项目名称</w:t>
-            </w:r>
-          </w:p>
-        </w:tc>
-        <w:tc>
-          <w:tcPr>
-            <w:tcW w:type="dxa" w:w="5669"/>
-            <w:vAlign w:val="center"/>
-          </w:tcPr>
-          <w:p>
-            <w:pPr>
-              <w:spacing w:line="300" w:lineRule="auto"/>
-              <w:ind w:firstLine="0"/>
-              <w:jc w:val="left"/>
-            </w:pPr>
-            <w:r/>
-            <w:r>
-              <w:rPr>
-                <w:rFonts w:ascii="Times New Roman" w:hAnsi="Times New Roman" w:eastAsia="宋体"/>
-                <w:sz w:val="19"/>
-              </w:rPr>
-              <w:t>火情智能监测与预警系统（FireGuard AI）</w:t>
-            </w:r>
-          </w:p>
-        </w:tc>
-      </w:tr>
-      <w:tr>
-        <w:tc>
-          <w:tcPr>
-            <w:tcW w:type="dxa" w:w="2268"/>
-            <w:vAlign w:val="center"/>
-            <w:shd w:val="clear" w:color="auto" w:fill="F2F5F9"/>
-          </w:tcPr>
-          <w:p>
-            <w:pPr>
-              <w:spacing w:line="300" w:lineRule="auto"/>
-              <w:ind w:firstLine="0"/>
-              <w:jc w:val="center"/>
-            </w:pPr>
-            <w:r/>
-            <w:r>
-              <w:rPr>
-                <w:rFonts w:ascii="Times New Roman" w:hAnsi="Times New Roman" w:eastAsia="宋体"/>
-                <w:sz w:val="19"/>
-              </w:rPr>
-              <w:t>授权日期</w:t>
-            </w:r>
-          </w:p>
-        </w:tc>
-        <w:tc>
-          <w:tcPr>
-            <w:tcW w:type="dxa" w:w="5669"/>
-            <w:vAlign w:val="center"/>
-            <w:shd w:val="clear" w:color="auto" w:fill="F2F5F9"/>
-          </w:tcPr>
-          <w:p>
-            <w:pPr>
-              <w:spacing w:line="300" w:lineRule="auto"/>
-              <w:ind w:firstLine="0"/>
-              <w:jc w:val="left"/>
-            </w:pPr>
-            <w:r/>
-            <w:r>
-              <w:rPr>
-                <w:rFonts w:ascii="Times New Roman" w:hAnsi="Times New Roman" w:eastAsia="宋体"/>
-                <w:sz w:val="19"/>
-              </w:rPr>
-              <w:t>2026 年 9 月 3 日</w:t>
-            </w:r>
-          </w:p>
-        </w:tc>
-      </w:tr>
-      <w:tr>
-        <w:tc>
-          <w:tcPr>
-            <w:tcW w:type="dxa" w:w="2268"/>
-            <w:vAlign w:val="center"/>
-          </w:tcPr>
-          <w:p>
-            <w:pPr>
-              <w:spacing w:line="300" w:lineRule="auto"/>
-              <w:ind w:firstLine="0"/>
-              <w:jc w:val="center"/>
-            </w:pPr>
-            <w:r/>
-            <w:r>
-              <w:rPr>
-                <w:rFonts w:ascii="Times New Roman" w:hAnsi="Times New Roman" w:eastAsia="宋体"/>
-                <w:sz w:val="19"/>
-              </w:rPr>
-              <w:t>计划完工日期</w:t>
-            </w:r>
-          </w:p>
-        </w:tc>
-        <w:tc>
-          <w:tcPr>
-            <w:tcW w:type="dxa" w:w="5669"/>
-            <w:vAlign w:val="center"/>
-          </w:tcPr>
-          <w:p>
-            <w:pPr>
-              <w:spacing w:line="300" w:lineRule="auto"/>
-              <w:ind w:firstLine="0"/>
-              <w:jc w:val="left"/>
-            </w:pPr>
-            <w:r/>
-            <w:r>
-              <w:rPr>
-                <w:rFonts w:ascii="Times New Roman" w:hAnsi="Times New Roman" w:eastAsia="宋体"/>
-                <w:sz w:val="19"/>
-              </w:rPr>
-              <w:t>2026 年 11 月 5 日</w:t>
-            </w:r>
-          </w:p>
-        </w:tc>
-      </w:tr>
-      <w:tr>
-        <w:tc>
-          <w:tcPr>
-            <w:tcW w:type="dxa" w:w="2268"/>
-            <w:vAlign w:val="center"/>
-            <w:shd w:val="clear" w:color="auto" w:fill="F2F5F9"/>
-          </w:tcPr>
-          <w:p>
-            <w:pPr>
-              <w:spacing w:line="300" w:lineRule="auto"/>
-              <w:ind w:firstLine="0"/>
-              <w:jc w:val="center"/>
-            </w:pPr>
-            <w:r/>
-            <w:r>
-              <w:rPr>
-                <w:rFonts w:ascii="Times New Roman" w:hAnsi="Times New Roman" w:eastAsia="宋体"/>
-                <w:sz w:val="19"/>
-              </w:rPr>
-              <w:t>项目经理</w:t>
-            </w:r>
-          </w:p>
-        </w:tc>
-        <w:tc>
-          <w:tcPr>
-            <w:tcW w:type="dxa" w:w="5669"/>
-            <w:vAlign w:val="center"/>
-            <w:shd w:val="clear" w:color="auto" w:fill="F2F5F9"/>
-          </w:tcPr>
-          <w:p>
-            <w:pPr>
-              <w:spacing w:line="300" w:lineRule="auto"/>
-              <w:ind w:firstLine="0"/>
-              <w:jc w:val="left"/>
-            </w:pPr>
-            <w:r/>
-            <w:r>
-              <w:rPr>
-                <w:rFonts w:ascii="Times New Roman" w:hAnsi="Times New Roman" w:eastAsia="宋体"/>
-                <w:sz w:val="19"/>
-              </w:rPr>
-              <w:t>蔡俊杰</w:t>
-            </w:r>
-          </w:p>
-        </w:tc>
-      </w:tr>
-      <w:tr>
-        <w:tc>
-          <w:tcPr>
-            <w:tcW w:type="dxa" w:w="2268"/>
-            <w:vAlign w:val="center"/>
-          </w:tcPr>
-          <w:p>
-            <w:pPr>
-              <w:spacing w:line="300" w:lineRule="auto"/>
-              <w:ind w:firstLine="0"/>
-              <w:jc w:val="center"/>
-            </w:pPr>
-            <w:r/>
-            <w:r>
-              <w:rPr>
-                <w:rFonts w:ascii="Times New Roman" w:hAnsi="Times New Roman" w:eastAsia="宋体"/>
-                <w:sz w:val="19"/>
-              </w:rPr>
-              <w:t>联系方式</w:t>
-            </w:r>
-          </w:p>
-        </w:tc>
-        <w:tc>
-          <w:tcPr>
-            <w:tcW w:type="dxa" w:w="5669"/>
-            <w:vAlign w:val="center"/>
-          </w:tcPr>
-          <w:p>
-            <w:pPr>
-              <w:spacing w:line="300" w:lineRule="auto"/>
-              <w:ind w:firstLine="0"/>
-              <w:jc w:val="left"/>
-            </w:pPr>
-            <w:r/>
-            <w:r>
-              <w:rPr>
-                <w:rFonts w:ascii="Times New Roman" w:hAnsi="Times New Roman" w:eastAsia="宋体"/>
-                <w:sz w:val="19"/>
-              </w:rPr>
-              <w:t>电话：19115973126　邮箱：alpaca10086@163.com</w:t>
-            </w:r>
-          </w:p>
-        </w:tc>
-      </w:tr>
-      <w:tr>
-        <w:tc>
-          <w:tcPr>
-            <w:tcW w:type="dxa" w:w="2268"/>
-            <w:vAlign w:val="center"/>
-            <w:shd w:val="clear" w:color="auto" w:fill="F2F5F9"/>
-          </w:tcPr>
-          <w:p>
-            <w:pPr>
-              <w:spacing w:line="300" w:lineRule="auto"/>
-              <w:ind w:firstLine="0"/>
-              <w:jc w:val="center"/>
-            </w:pPr>
-            <w:r/>
-            <w:r>
-              <w:rPr>
-                <w:rFonts w:ascii="Times New Roman" w:hAnsi="Times New Roman" w:eastAsia="宋体"/>
-                <w:sz w:val="19"/>
-              </w:rPr>
-              <w:t>文档版本</w:t>
-            </w:r>
-          </w:p>
-        </w:tc>
-        <w:tc>
-          <w:tcPr>
-            <w:tcW w:type="dxa" w:w="5669"/>
-            <w:vAlign w:val="center"/>
-            <w:shd w:val="clear" w:color="auto" w:fill="F2F5F9"/>
-          </w:tcPr>
-          <w:p>
-            <w:pPr>
-              <w:spacing w:line="300" w:lineRule="auto"/>
-              <w:ind w:firstLine="0"/>
-              <w:jc w:val="left"/>
-            </w:pPr>
-            <w:r/>
-            <w:r>
-              <w:rPr>
-                <w:rFonts w:ascii="Times New Roman" w:hAnsi="Times New Roman" w:eastAsia="宋体"/>
-                <w:sz w:val="19"/>
-              </w:rPr>
-              <w:t>v1.0（提交稿）</w:t>
-            </w:r>
-          </w:p>
-        </w:tc>
-      </w:tr>
-    </w:tbl>
-    <w:p>
-      <w:r>
-        <w:br w:type="page"/>
-      </w:r>
-    </w:p>
-    <w:p>
-      <w:pPr>
-        <w:pStyle w:val="Heading1"/>
-      </w:pPr>
-      <w:r>
-        <w:t>1. 项目目的与立项理由</w:t>
-      </w:r>
-    </w:p>
-    <w:p>
-      <w:pPr>
-        <w:ind w:firstLine="420"/>
+        <w:ind w:firstLine="0"/>
       </w:pPr>
       <w:r>
         <w:rPr>
@@ -406,12 +25,12 @@
           <w:b w:val="0"/>
           <w:sz w:val="21"/>
         </w:rPr>
-        <w:t>火灾早期发现直接影响损失规模。传统烟感设备受安装位置限制，难以覆盖大空间与室外场景；现有开源烟火检测项目多以实验室近景演示为主，存在数据重复、分辨率低、远距离样本少、误报率高等问题。本项目作为软件项目管理课程小组实训项目，目标是在 8 周内构建一套可运行、可演示、过程可追溯的视频火情监测与预警系统，并按要求加入智能体复核与远距离识别能力，形成相对现有方案的优势。</w:t>
+        <w:t>项目名称：火情智能监测与预警系统（FireGuard AI）</w:t>
       </w:r>
     </w:p>
     <w:p>
       <w:pPr>
-        <w:ind w:firstLine="420"/>
+        <w:ind w:firstLine="0"/>
       </w:pPr>
       <w:r>
         <w:rPr>
@@ -419,950 +38,205 @@
           <w:b w:val="0"/>
           <w:sz w:val="21"/>
         </w:rPr>
-        <w:t>立项理由包括三点：一是课程要求完成从需求、设计、开发到测试与结项的完整项目管理过程；二是通过真实项目训练小组的需求分析、进度控制与风险管理能力；三是成果可作为课程展示作品，具备继续迭代与参加竞赛的基础。</w:t>
+        <w:t>启动时间：2026 年 9 月 3 日</w:t>
       </w:r>
     </w:p>
     <w:p>
       <w:pPr>
-        <w:pStyle w:val="Heading1"/>
+        <w:ind w:firstLine="0"/>
       </w:pPr>
       <w:r>
-        <w:t>2. 项目目标</w:t>
+        <w:rPr>
+          <w:rFonts w:ascii="Times New Roman" w:hAnsi="Times New Roman" w:eastAsia="宋体"/>
+          <w:b w:val="0"/>
+          <w:sz w:val="21"/>
+        </w:rPr>
+        <w:t>计划完工日期：2026 年 11 月 5 日</w:t>
       </w:r>
     </w:p>
     <w:p>
       <w:pPr>
-        <w:pStyle w:val="ListNumber"/>
+        <w:ind w:firstLine="0"/>
       </w:pPr>
       <w:r>
         <w:rPr>
           <w:rFonts w:ascii="Times New Roman" w:hAnsi="Times New Roman" w:eastAsia="宋体"/>
+          <w:b w:val="0"/>
+          <w:sz w:val="21"/>
         </w:rPr>
-        <w:t>实现"视频源 → AI 烟火检测 → 分级预警 → 前端展示 → 历史留存"的完整业务闭环；</w:t>
+        <w:t>项目经理：蔡俊杰</w:t>
       </w:r>
     </w:p>
     <w:p>
       <w:pPr>
-        <w:pStyle w:val="ListNumber"/>
+        <w:ind w:firstLine="0"/>
       </w:pPr>
       <w:r>
         <w:rPr>
           <w:rFonts w:ascii="Times New Roman" w:hAnsi="Times New Roman" w:eastAsia="宋体"/>
+          <w:b w:val="0"/>
+          <w:sz w:val="21"/>
         </w:rPr>
-        <w:t>支持安卓手机摄像头在局域网/热点环境下实时推流识别，并支持本地上传视频作为保底演示通道；</w:t>
+        <w:t>联系方法：电话：19115973126　邮箱：alpaca10086@163.com</w:t>
+      </w:r>
+    </w:p>
+    <w:p/>
+    <w:p>
+      <w:pPr>
+        <w:ind w:firstLine="0"/>
+      </w:pPr>
+      <w:r>
+        <w:rPr>
+          <w:rFonts w:ascii="Times New Roman" w:hAnsi="Times New Roman" w:eastAsia="宋体"/>
+          <w:b/>
+          <w:sz w:val="21"/>
+        </w:rPr>
+        <w:t>项目目标：</w:t>
       </w:r>
     </w:p>
     <w:p>
       <w:pPr>
-        <w:pStyle w:val="ListNumber"/>
+        <w:ind w:firstLine="0"/>
       </w:pPr>
       <w:r>
         <w:rPr>
           <w:rFonts w:ascii="Times New Roman" w:hAnsi="Times New Roman" w:eastAsia="宋体"/>
+          <w:b w:val="0"/>
+          <w:sz w:val="21"/>
         </w:rPr>
-        <w:t>完成自训练 YOLO 模型的训练、评测与误差分析，并与公开模型进行量化对比；</w:t>
+        <w:t>1. 在 8 周内交付一套可运行、可演示的视频火情监测与预警系统，实现"视频源 → 烟火检测 → 分级预警 → 前端展示 → 历史留存"的完整闭环。</w:t>
       </w:r>
     </w:p>
     <w:p>
       <w:pPr>
-        <w:pStyle w:val="ListNumber"/>
+        <w:ind w:firstLine="0"/>
       </w:pPr>
       <w:r>
         <w:rPr>
           <w:rFonts w:ascii="Times New Roman" w:hAnsi="Times New Roman" w:eastAsia="宋体"/>
+          <w:b w:val="0"/>
+          <w:sz w:val="21"/>
         </w:rPr>
-        <w:t>按老师新增要求实现智能体复核（降低误报）与远距离识别（远景小目标）能力；</w:t>
+        <w:t>2. 支持安卓手机摄像头在局域网/手机热点环境实时推流识别，并支持本地上传视频作为保底演示通道。</w:t>
       </w:r>
     </w:p>
     <w:p>
       <w:pPr>
-        <w:pStyle w:val="ListNumber"/>
+        <w:ind w:firstLine="0"/>
       </w:pPr>
       <w:r>
         <w:rPr>
           <w:rFonts w:ascii="Times New Roman" w:hAnsi="Times New Roman" w:eastAsia="宋体"/>
+          <w:b w:val="0"/>
+          <w:sz w:val="21"/>
         </w:rPr>
-        <w:t>交付可运行的演示系统与完整的课程文档（软件介绍、项目章程、需求规格说明书、工作任务分解说明书）。</w:t>
+        <w:t>3. 完成自训练 YOLO 模型的训练、评测与误差分析，并与公开模型进行量化对比。</w:t>
       </w:r>
     </w:p>
     <w:p>
       <w:pPr>
-        <w:pStyle w:val="Heading1"/>
+        <w:ind w:firstLine="0"/>
       </w:pPr>
       <w:r>
-        <w:t>3. 范围说明书</w:t>
+        <w:rPr>
+          <w:rFonts w:ascii="Times New Roman" w:hAnsi="Times New Roman" w:eastAsia="宋体"/>
+          <w:b w:val="0"/>
+          <w:sz w:val="21"/>
+        </w:rPr>
+        <w:t>4. 按老师新增要求实现智能体复核（降低误报）与远距离识别（远景小目标）能力。</w:t>
       </w:r>
     </w:p>
     <w:p>
       <w:pPr>
-        <w:pStyle w:val="Heading2"/>
+        <w:ind w:firstLine="0"/>
       </w:pPr>
       <w:r>
-        <w:t>3.1 项目范围（本期交付）</w:t>
+        <w:rPr>
+          <w:rFonts w:ascii="Times New Roman" w:hAnsi="Times New Roman" w:eastAsia="宋体"/>
+          <w:b w:val="0"/>
+          <w:sz w:val="21"/>
+        </w:rPr>
+        <w:t>5. 交付软件介绍、项目章程、需求规格说明书、工作任务分解说明书四项课程文档，过程可追溯、个人工作量可核查。</w:t>
+      </w:r>
+    </w:p>
+    <w:p/>
+    <w:p>
+      <w:pPr>
+        <w:ind w:firstLine="0"/>
+      </w:pPr>
+      <w:r>
+        <w:rPr>
+          <w:rFonts w:ascii="Times New Roman" w:hAnsi="Times New Roman" w:eastAsia="宋体"/>
+          <w:b/>
+          <w:sz w:val="21"/>
+        </w:rPr>
+        <w:t>方法：</w:t>
       </w:r>
     </w:p>
     <w:p>
       <w:pPr>
-        <w:pStyle w:val="ListNumber"/>
+        <w:ind w:firstLine="0"/>
       </w:pPr>
       <w:r>
         <w:rPr>
           <w:rFonts w:ascii="Times New Roman" w:hAnsi="Times New Roman" w:eastAsia="宋体"/>
+          <w:b w:val="0"/>
+          <w:sz w:val="21"/>
         </w:rPr>
-        <w:t>实时监控：多路视频画面、检测框、FPS/延迟/风险分；</w:t>
+        <w:t>1. 采用增量迭代方式开发，每周实训产出可演示版本，核心闭环优先，后置功能按进度取舍。</w:t>
       </w:r>
     </w:p>
     <w:p>
       <w:pPr>
-        <w:pStyle w:val="ListNumber"/>
+        <w:ind w:firstLine="0"/>
       </w:pPr>
       <w:r>
         <w:rPr>
           <w:rFonts w:ascii="Times New Roman" w:hAnsi="Times New Roman" w:eastAsia="宋体"/>
+          <w:b w:val="0"/>
+          <w:sz w:val="21"/>
         </w:rPr>
-        <w:t>烟火检测：自训练 YOLO 模型的 fire/smoke 检测；</w:t>
+        <w:t>2. 每周固定站会并使用看板跟踪任务；会议纪要、评审意见与文档版本同步归档。</w:t>
       </w:r>
     </w:p>
     <w:p>
       <w:pPr>
-        <w:pStyle w:val="ListNumber"/>
+        <w:ind w:firstLine="0"/>
       </w:pPr>
       <w:r>
         <w:rPr>
           <w:rFonts w:ascii="Times New Roman" w:hAnsi="Times New Roman" w:eastAsia="宋体"/>
+          <w:b w:val="0"/>
+          <w:sz w:val="21"/>
         </w:rPr>
-        <w:t>分级预警：连续帧确认 + 置信度阈值 + 告警冷却，输出黄色预警与红色明火告警；</w:t>
+        <w:t>3. 使用 Git 分支 + Pull Request 协作，提交信息注明任务与作者；数据集与模型权重不进入仓库。</w:t>
       </w:r>
     </w:p>
     <w:p>
       <w:pPr>
-        <w:pStyle w:val="ListNumber"/>
+        <w:ind w:firstLine="0"/>
       </w:pPr>
       <w:r>
         <w:rPr>
           <w:rFonts w:ascii="Times New Roman" w:hAnsi="Times New Roman" w:eastAsia="宋体"/>
+          <w:b w:val="0"/>
+          <w:sz w:val="21"/>
         </w:rPr>
-        <w:t>视频源管理：本地上传视频（循环播放）、手机 IP Webcam 推流、RTSP 摄像头接入与启停；</w:t>
+        <w:t>4. 文档按"起草 v0.1 → 评审 v0.5 → 定稿 v1.0"流程编写；模型与系统指标用真实测试数据支撑，演示采用手机推流 + 上传视频双通道并提前预演。</w:t>
       </w:r>
     </w:p>
+    <w:p/>
     <w:p>
       <w:pPr>
-        <w:pStyle w:val="ListNumber"/>
+        <w:ind w:firstLine="0"/>
       </w:pPr>
       <w:r>
         <w:rPr>
           <w:rFonts w:ascii="Times New Roman" w:hAnsi="Times New Roman" w:eastAsia="宋体"/>
+          <w:b/>
+          <w:sz w:val="21"/>
         </w:rPr>
-        <w:t>历史告警与统计分析：告警记录、确认处理、趋势图表；</w:t>
-      </w:r>
-    </w:p>
-    <w:p>
-      <w:pPr>
-        <w:pStyle w:val="ListNumber"/>
-      </w:pPr>
-      <w:r>
-        <w:rPr>
-          <w:rFonts w:ascii="Times New Roman" w:hAnsi="Times New Roman" w:eastAsia="宋体"/>
-        </w:rPr>
-        <w:t>系统配置：阈值、连续帧、冷却时间等参数可在线调整；</w:t>
-      </w:r>
-    </w:p>
-    <w:p>
-      <w:pPr>
-        <w:pStyle w:val="ListNumber"/>
-      </w:pPr>
-      <w:r>
-        <w:rPr>
-          <w:rFonts w:ascii="Times New Roman" w:hAnsi="Times New Roman" w:eastAsia="宋体"/>
-        </w:rPr>
-        <w:t>智能体复核与远距离识别（老师新增要求）：方案设计与开发、远景测试集评估。</w:t>
-      </w:r>
-    </w:p>
-    <w:p>
-      <w:pPr>
-        <w:pStyle w:val="Heading2"/>
-      </w:pPr>
-      <w:r>
-        <w:t>3.2 范围外事项</w:t>
-      </w:r>
-    </w:p>
-    <w:p>
-      <w:pPr>
-        <w:pStyle w:val="ListNumber"/>
-      </w:pPr>
-      <w:r>
-        <w:rPr>
-          <w:rFonts w:ascii="Times New Roman" w:hAnsi="Times New Roman" w:eastAsia="宋体"/>
-        </w:rPr>
-        <w:t>不开发移动端 App（手机仅作为视频源）；</w:t>
-      </w:r>
-    </w:p>
-    <w:p>
-      <w:pPr>
-        <w:pStyle w:val="ListNumber"/>
-      </w:pPr>
-      <w:r>
-        <w:rPr>
-          <w:rFonts w:ascii="Times New Roman" w:hAnsi="Times New Roman" w:eastAsia="宋体"/>
-        </w:rPr>
-        <w:t>不做云端多租户部署与容器化交付（列为演进方向）；</w:t>
-      </w:r>
-    </w:p>
-    <w:p>
-      <w:pPr>
-        <w:pStyle w:val="ListNumber"/>
-      </w:pPr>
-      <w:r>
-        <w:rPr>
-          <w:rFonts w:ascii="Times New Roman" w:hAnsi="Times New Roman" w:eastAsia="宋体"/>
-        </w:rPr>
-        <w:t>不做消防设备联动控制；</w:t>
-      </w:r>
-    </w:p>
-    <w:p>
-      <w:pPr>
-        <w:pStyle w:val="ListNumber"/>
-      </w:pPr>
-      <w:r>
-        <w:rPr>
-          <w:rFonts w:ascii="Times New Roman" w:hAnsi="Times New Roman" w:eastAsia="宋体"/>
-        </w:rPr>
-        <w:t>不使用真实火源进行演示。</w:t>
-      </w:r>
-    </w:p>
-    <w:p>
-      <w:pPr>
-        <w:pStyle w:val="Heading1"/>
-      </w:pPr>
-      <w:r>
-        <w:t>4. 总体里程碑进度表</w:t>
-      </w:r>
-    </w:p>
-    <w:tbl>
-      <w:tblPr>
-        <w:tblStyle w:val="TableGrid"/>
-        <w:tblW w:type="auto" w:w="0"/>
-        <w:jc w:val="center"/>
-        <w:tblLayout w:type="fixed"/>
-        <w:tblLook w:firstColumn="1" w:firstRow="1" w:lastColumn="0" w:lastRow="0" w:noHBand="0" w:noVBand="1" w:val="04A0"/>
-        <w:tblW w:w="8164" w:type="dxa"/>
-        <w:tblLayout w:type="fixed"/>
-        <w:tblCellMar>
-          <w:top w:w="60" w:type="dxa"/>
-          <w:left w:w="100" w:type="dxa"/>
-          <w:bottom w:w="60" w:type="dxa"/>
-          <w:right w:w="100" w:type="dxa"/>
-        </w:tblCellMar>
-      </w:tblPr>
-      <w:tblGrid>
-        <w:gridCol w:w="1474"/>
-        <w:gridCol w:w="1814"/>
-        <w:gridCol w:w="3628"/>
-        <w:gridCol w:w="1247"/>
-      </w:tblGrid>
-      <w:tr>
-        <w:tc>
-          <w:tcPr>
-            <w:tcW w:type="dxa" w:w="1474"/>
-            <w:vAlign w:val="center"/>
-            <w:shd w:val="clear" w:color="auto" w:fill="1F4D78"/>
-          </w:tcPr>
-          <w:p>
-            <w:pPr>
-              <w:ind w:firstLine="0"/>
-              <w:jc w:val="center"/>
-            </w:pPr>
-            <w:r/>
-            <w:r>
-              <w:rPr>
-                <w:rFonts w:ascii="Times New Roman" w:hAnsi="Times New Roman" w:eastAsia="黑体"/>
-                <w:b/>
-                <w:color w:val="FFFFFF"/>
-                <w:sz w:val="19"/>
-              </w:rPr>
-              <w:t>阶段</w:t>
-            </w:r>
-          </w:p>
-        </w:tc>
-        <w:tc>
-          <w:tcPr>
-            <w:tcW w:type="dxa" w:w="1814"/>
-            <w:vAlign w:val="center"/>
-            <w:shd w:val="clear" w:color="auto" w:fill="1F4D78"/>
-          </w:tcPr>
-          <w:p>
-            <w:pPr>
-              <w:ind w:firstLine="0"/>
-              <w:jc w:val="center"/>
-            </w:pPr>
-            <w:r/>
-            <w:r>
-              <w:rPr>
-                <w:rFonts w:ascii="Times New Roman" w:hAnsi="Times New Roman" w:eastAsia="黑体"/>
-                <w:b/>
-                <w:color w:val="FFFFFF"/>
-                <w:sz w:val="19"/>
-              </w:rPr>
-              <w:t>时间</w:t>
-            </w:r>
-          </w:p>
-        </w:tc>
-        <w:tc>
-          <w:tcPr>
-            <w:tcW w:type="dxa" w:w="3628"/>
-            <w:vAlign w:val="center"/>
-            <w:shd w:val="clear" w:color="auto" w:fill="1F4D78"/>
-          </w:tcPr>
-          <w:p>
-            <w:pPr>
-              <w:ind w:firstLine="0"/>
-              <w:jc w:val="center"/>
-            </w:pPr>
-            <w:r/>
-            <w:r>
-              <w:rPr>
-                <w:rFonts w:ascii="Times New Roman" w:hAnsi="Times New Roman" w:eastAsia="黑体"/>
-                <w:b/>
-                <w:color w:val="FFFFFF"/>
-                <w:sz w:val="19"/>
-              </w:rPr>
-              <w:t>主要交付物</w:t>
-            </w:r>
-          </w:p>
-        </w:tc>
-        <w:tc>
-          <w:tcPr>
-            <w:tcW w:type="dxa" w:w="1247"/>
-            <w:vAlign w:val="center"/>
-            <w:shd w:val="clear" w:color="auto" w:fill="1F4D78"/>
-          </w:tcPr>
-          <w:p>
-            <w:pPr>
-              <w:ind w:firstLine="0"/>
-              <w:jc w:val="center"/>
-            </w:pPr>
-            <w:r/>
-            <w:r>
-              <w:rPr>
-                <w:rFonts w:ascii="Times New Roman" w:hAnsi="Times New Roman" w:eastAsia="黑体"/>
-                <w:b/>
-                <w:color w:val="FFFFFF"/>
-                <w:sz w:val="19"/>
-              </w:rPr>
-              <w:t>状态</w:t>
-            </w:r>
-          </w:p>
-        </w:tc>
-      </w:tr>
-      <w:tr>
-        <w:tc>
-          <w:tcPr>
-            <w:tcW w:type="dxa" w:w="1474"/>
-            <w:vAlign w:val="center"/>
-          </w:tcPr>
-          <w:p>
-            <w:pPr>
-              <w:spacing w:line="300" w:lineRule="auto"/>
-              <w:ind w:firstLine="0"/>
-              <w:jc w:val="center"/>
-            </w:pPr>
-            <w:r/>
-            <w:r>
-              <w:rPr>
-                <w:rFonts w:ascii="Times New Roman" w:hAnsi="Times New Roman" w:eastAsia="宋体"/>
-                <w:sz w:val="19"/>
-              </w:rPr>
-              <w:t>项目启动</w:t>
-            </w:r>
-          </w:p>
-        </w:tc>
-        <w:tc>
-          <w:tcPr>
-            <w:tcW w:type="dxa" w:w="1814"/>
-            <w:vAlign w:val="center"/>
-          </w:tcPr>
-          <w:p>
-            <w:pPr>
-              <w:spacing w:line="300" w:lineRule="auto"/>
-              <w:ind w:firstLine="0"/>
-              <w:jc w:val="left"/>
-            </w:pPr>
-            <w:r/>
-            <w:r>
-              <w:rPr>
-                <w:rFonts w:ascii="Times New Roman" w:hAnsi="Times New Roman" w:eastAsia="宋体"/>
-                <w:sz w:val="19"/>
-              </w:rPr>
-              <w:t>第 1 周（9/3~9/9）</w:t>
-            </w:r>
-          </w:p>
-        </w:tc>
-        <w:tc>
-          <w:tcPr>
-            <w:tcW w:type="dxa" w:w="3628"/>
-            <w:vAlign w:val="center"/>
-          </w:tcPr>
-          <w:p>
-            <w:pPr>
-              <w:spacing w:line="300" w:lineRule="auto"/>
-              <w:ind w:firstLine="0"/>
-              <w:jc w:val="left"/>
-            </w:pPr>
-            <w:r/>
-            <w:r>
-              <w:rPr>
-                <w:rFonts w:ascii="Times New Roman" w:hAnsi="Times New Roman" w:eastAsia="宋体"/>
-                <w:sz w:val="19"/>
-              </w:rPr>
-              <w:t>项目介绍、项目章程、环境搭建</w:t>
-            </w:r>
-          </w:p>
-        </w:tc>
-        <w:tc>
-          <w:tcPr>
-            <w:tcW w:type="dxa" w:w="1247"/>
-            <w:vAlign w:val="center"/>
-          </w:tcPr>
-          <w:p>
-            <w:pPr>
-              <w:spacing w:line="300" w:lineRule="auto"/>
-              <w:ind w:firstLine="0"/>
-              <w:jc w:val="left"/>
-            </w:pPr>
-            <w:r/>
-            <w:r>
-              <w:rPr>
-                <w:rFonts w:ascii="Times New Roman" w:hAnsi="Times New Roman" w:eastAsia="宋体"/>
-                <w:sz w:val="19"/>
-              </w:rPr>
-              <w:t>已完成</w:t>
-            </w:r>
-          </w:p>
-        </w:tc>
-      </w:tr>
-      <w:tr>
-        <w:tc>
-          <w:tcPr>
-            <w:tcW w:type="dxa" w:w="1474"/>
-            <w:vAlign w:val="center"/>
-            <w:shd w:val="clear" w:color="auto" w:fill="F2F5F9"/>
-          </w:tcPr>
-          <w:p>
-            <w:pPr>
-              <w:spacing w:line="300" w:lineRule="auto"/>
-              <w:ind w:firstLine="0"/>
-              <w:jc w:val="center"/>
-            </w:pPr>
-            <w:r/>
-            <w:r>
-              <w:rPr>
-                <w:rFonts w:ascii="Times New Roman" w:hAnsi="Times New Roman" w:eastAsia="宋体"/>
-                <w:sz w:val="19"/>
-              </w:rPr>
-              <w:t>需求与设计</w:t>
-            </w:r>
-          </w:p>
-        </w:tc>
-        <w:tc>
-          <w:tcPr>
-            <w:tcW w:type="dxa" w:w="1814"/>
-            <w:vAlign w:val="center"/>
-            <w:shd w:val="clear" w:color="auto" w:fill="F2F5F9"/>
-          </w:tcPr>
-          <w:p>
-            <w:pPr>
-              <w:spacing w:line="300" w:lineRule="auto"/>
-              <w:ind w:firstLine="0"/>
-              <w:jc w:val="left"/>
-            </w:pPr>
-            <w:r/>
-            <w:r>
-              <w:rPr>
-                <w:rFonts w:ascii="Times New Roman" w:hAnsi="Times New Roman" w:eastAsia="宋体"/>
-                <w:sz w:val="19"/>
-              </w:rPr>
-              <w:t>第 1~2 周</w:t>
-            </w:r>
-          </w:p>
-        </w:tc>
-        <w:tc>
-          <w:tcPr>
-            <w:tcW w:type="dxa" w:w="3628"/>
-            <w:vAlign w:val="center"/>
-            <w:shd w:val="clear" w:color="auto" w:fill="F2F5F9"/>
-          </w:tcPr>
-          <w:p>
-            <w:pPr>
-              <w:spacing w:line="300" w:lineRule="auto"/>
-              <w:ind w:firstLine="0"/>
-              <w:jc w:val="left"/>
-            </w:pPr>
-            <w:r/>
-            <w:r>
-              <w:rPr>
-                <w:rFonts w:ascii="Times New Roman" w:hAnsi="Times New Roman" w:eastAsia="宋体"/>
-                <w:sz w:val="19"/>
-              </w:rPr>
-              <w:t>需求规格说明书、系统设计文档、工作任务分解说明书</w:t>
-            </w:r>
-          </w:p>
-        </w:tc>
-        <w:tc>
-          <w:tcPr>
-            <w:tcW w:type="dxa" w:w="1247"/>
-            <w:vAlign w:val="center"/>
-            <w:shd w:val="clear" w:color="auto" w:fill="F2F5F9"/>
-          </w:tcPr>
-          <w:p>
-            <w:pPr>
-              <w:spacing w:line="300" w:lineRule="auto"/>
-              <w:ind w:firstLine="0"/>
-              <w:jc w:val="left"/>
-            </w:pPr>
-            <w:r/>
-            <w:r>
-              <w:rPr>
-                <w:rFonts w:ascii="Times New Roman" w:hAnsi="Times New Roman" w:eastAsia="宋体"/>
-                <w:sz w:val="19"/>
-              </w:rPr>
-              <w:t>进行中</w:t>
-            </w:r>
-          </w:p>
-        </w:tc>
-      </w:tr>
-      <w:tr>
-        <w:tc>
-          <w:tcPr>
-            <w:tcW w:type="dxa" w:w="1474"/>
-            <w:vAlign w:val="center"/>
-          </w:tcPr>
-          <w:p>
-            <w:pPr>
-              <w:spacing w:line="300" w:lineRule="auto"/>
-              <w:ind w:firstLine="0"/>
-              <w:jc w:val="center"/>
-            </w:pPr>
-            <w:r/>
-            <w:r>
-              <w:rPr>
-                <w:rFonts w:ascii="Times New Roman" w:hAnsi="Times New Roman" w:eastAsia="宋体"/>
-                <w:sz w:val="19"/>
-              </w:rPr>
-              <w:t>核心闭环开发</w:t>
-            </w:r>
-          </w:p>
-        </w:tc>
-        <w:tc>
-          <w:tcPr>
-            <w:tcW w:type="dxa" w:w="1814"/>
-            <w:vAlign w:val="center"/>
-          </w:tcPr>
-          <w:p>
-            <w:pPr>
-              <w:spacing w:line="300" w:lineRule="auto"/>
-              <w:ind w:firstLine="0"/>
-              <w:jc w:val="left"/>
-            </w:pPr>
-            <w:r/>
-            <w:r>
-              <w:rPr>
-                <w:rFonts w:ascii="Times New Roman" w:hAnsi="Times New Roman" w:eastAsia="宋体"/>
-                <w:sz w:val="19"/>
-              </w:rPr>
-              <w:t>第 2~3 周</w:t>
-            </w:r>
-          </w:p>
-        </w:tc>
-        <w:tc>
-          <w:tcPr>
-            <w:tcW w:type="dxa" w:w="3628"/>
-            <w:vAlign w:val="center"/>
-          </w:tcPr>
-          <w:p>
-            <w:pPr>
-              <w:spacing w:line="300" w:lineRule="auto"/>
-              <w:ind w:firstLine="0"/>
-              <w:jc w:val="left"/>
-            </w:pPr>
-            <w:r/>
-            <w:r>
-              <w:rPr>
-                <w:rFonts w:ascii="Times New Roman" w:hAnsi="Times New Roman" w:eastAsia="宋体"/>
-                <w:sz w:val="19"/>
-              </w:rPr>
-              <w:t>检测 worker、告警引擎、前端页面、前后端联调</w:t>
-            </w:r>
-          </w:p>
-        </w:tc>
-        <w:tc>
-          <w:tcPr>
-            <w:tcW w:type="dxa" w:w="1247"/>
-            <w:vAlign w:val="center"/>
-          </w:tcPr>
-          <w:p>
-            <w:pPr>
-              <w:spacing w:line="300" w:lineRule="auto"/>
-              <w:ind w:firstLine="0"/>
-              <w:jc w:val="left"/>
-            </w:pPr>
-            <w:r/>
-            <w:r>
-              <w:rPr>
-                <w:rFonts w:ascii="Times New Roman" w:hAnsi="Times New Roman" w:eastAsia="宋体"/>
-                <w:sz w:val="19"/>
-              </w:rPr>
-              <w:t>已完成</w:t>
-            </w:r>
-          </w:p>
-        </w:tc>
-      </w:tr>
-      <w:tr>
-        <w:tc>
-          <w:tcPr>
-            <w:tcW w:type="dxa" w:w="1474"/>
-            <w:vAlign w:val="center"/>
-            <w:shd w:val="clear" w:color="auto" w:fill="F2F5F9"/>
-          </w:tcPr>
-          <w:p>
-            <w:pPr>
-              <w:spacing w:line="300" w:lineRule="auto"/>
-              <w:ind w:firstLine="0"/>
-              <w:jc w:val="center"/>
-            </w:pPr>
-            <w:r/>
-            <w:r>
-              <w:rPr>
-                <w:rFonts w:ascii="Times New Roman" w:hAnsi="Times New Roman" w:eastAsia="宋体"/>
-                <w:sz w:val="19"/>
-              </w:rPr>
-              <w:t>数据治理与模型</w:t>
-            </w:r>
-          </w:p>
-        </w:tc>
-        <w:tc>
-          <w:tcPr>
-            <w:tcW w:type="dxa" w:w="1814"/>
-            <w:vAlign w:val="center"/>
-            <w:shd w:val="clear" w:color="auto" w:fill="F2F5F9"/>
-          </w:tcPr>
-          <w:p>
-            <w:pPr>
-              <w:spacing w:line="300" w:lineRule="auto"/>
-              <w:ind w:firstLine="0"/>
-              <w:jc w:val="left"/>
-            </w:pPr>
-            <w:r/>
-            <w:r>
-              <w:rPr>
-                <w:rFonts w:ascii="Times New Roman" w:hAnsi="Times New Roman" w:eastAsia="宋体"/>
-                <w:sz w:val="19"/>
-              </w:rPr>
-              <w:t>第 3~4 周</w:t>
-            </w:r>
-          </w:p>
-        </w:tc>
-        <w:tc>
-          <w:tcPr>
-            <w:tcW w:type="dxa" w:w="3628"/>
-            <w:vAlign w:val="center"/>
-            <w:shd w:val="clear" w:color="auto" w:fill="F2F5F9"/>
-          </w:tcPr>
-          <w:p>
-            <w:pPr>
-              <w:spacing w:line="300" w:lineRule="auto"/>
-              <w:ind w:firstLine="0"/>
-              <w:jc w:val="left"/>
-            </w:pPr>
-            <w:r/>
-            <w:r>
-              <w:rPr>
-                <w:rFonts w:ascii="Times New Roman" w:hAnsi="Times New Roman" w:eastAsia="宋体"/>
-                <w:sz w:val="19"/>
-              </w:rPr>
-              <w:t>数据去重与重划分、诚实基线重训、手机推流实测</w:t>
-            </w:r>
-          </w:p>
-        </w:tc>
-        <w:tc>
-          <w:tcPr>
-            <w:tcW w:type="dxa" w:w="1247"/>
-            <w:vAlign w:val="center"/>
-            <w:shd w:val="clear" w:color="auto" w:fill="F2F5F9"/>
-          </w:tcPr>
-          <w:p>
-            <w:pPr>
-              <w:spacing w:line="300" w:lineRule="auto"/>
-              <w:ind w:firstLine="0"/>
-              <w:jc w:val="left"/>
-            </w:pPr>
-            <w:r/>
-            <w:r>
-              <w:rPr>
-                <w:rFonts w:ascii="Times New Roman" w:hAnsi="Times New Roman" w:eastAsia="宋体"/>
-                <w:sz w:val="19"/>
-              </w:rPr>
-              <w:t>进行中</w:t>
-            </w:r>
-          </w:p>
-        </w:tc>
-      </w:tr>
-      <w:tr>
-        <w:tc>
-          <w:tcPr>
-            <w:tcW w:type="dxa" w:w="1474"/>
-            <w:vAlign w:val="center"/>
-          </w:tcPr>
-          <w:p>
-            <w:pPr>
-              <w:spacing w:line="300" w:lineRule="auto"/>
-              <w:ind w:firstLine="0"/>
-              <w:jc w:val="center"/>
-            </w:pPr>
-            <w:r/>
-            <w:r>
-              <w:rPr>
-                <w:rFonts w:ascii="Times New Roman" w:hAnsi="Times New Roman" w:eastAsia="宋体"/>
-                <w:sz w:val="19"/>
-              </w:rPr>
-              <w:t>智能体与远距离</w:t>
-            </w:r>
-          </w:p>
-        </w:tc>
-        <w:tc>
-          <w:tcPr>
-            <w:tcW w:type="dxa" w:w="1814"/>
-            <w:vAlign w:val="center"/>
-          </w:tcPr>
-          <w:p>
-            <w:pPr>
-              <w:spacing w:line="300" w:lineRule="auto"/>
-              <w:ind w:firstLine="0"/>
-              <w:jc w:val="left"/>
-            </w:pPr>
-            <w:r/>
-            <w:r>
-              <w:rPr>
-                <w:rFonts w:ascii="Times New Roman" w:hAnsi="Times New Roman" w:eastAsia="宋体"/>
-                <w:sz w:val="19"/>
-              </w:rPr>
-              <w:t>第 5~7 周</w:t>
-            </w:r>
-          </w:p>
-        </w:tc>
-        <w:tc>
-          <w:tcPr>
-            <w:tcW w:type="dxa" w:w="3628"/>
-            <w:vAlign w:val="center"/>
-          </w:tcPr>
-          <w:p>
-            <w:pPr>
-              <w:spacing w:line="300" w:lineRule="auto"/>
-              <w:ind w:firstLine="0"/>
-              <w:jc w:val="left"/>
-            </w:pPr>
-            <w:r/>
-            <w:r>
-              <w:rPr>
-                <w:rFonts w:ascii="Times New Roman" w:hAnsi="Times New Roman" w:eastAsia="宋体"/>
-                <w:sz w:val="19"/>
-              </w:rPr>
-              <w:t>切片推理、时序融合、VLM 复核、远景测试集</w:t>
-            </w:r>
-          </w:p>
-        </w:tc>
-        <w:tc>
-          <w:tcPr>
-            <w:tcW w:type="dxa" w:w="1247"/>
-            <w:vAlign w:val="center"/>
-          </w:tcPr>
-          <w:p>
-            <w:pPr>
-              <w:spacing w:line="300" w:lineRule="auto"/>
-              <w:ind w:firstLine="0"/>
-              <w:jc w:val="left"/>
-            </w:pPr>
-            <w:r/>
-            <w:r>
-              <w:rPr>
-                <w:rFonts w:ascii="Times New Roman" w:hAnsi="Times New Roman" w:eastAsia="宋体"/>
-                <w:sz w:val="19"/>
-              </w:rPr>
-              <w:t>待开始</w:t>
-            </w:r>
-          </w:p>
-        </w:tc>
-      </w:tr>
-      <w:tr>
-        <w:tc>
-          <w:tcPr>
-            <w:tcW w:type="dxa" w:w="1474"/>
-            <w:vAlign w:val="center"/>
-            <w:shd w:val="clear" w:color="auto" w:fill="F2F5F9"/>
-          </w:tcPr>
-          <w:p>
-            <w:pPr>
-              <w:spacing w:line="300" w:lineRule="auto"/>
-              <w:ind w:firstLine="0"/>
-              <w:jc w:val="center"/>
-            </w:pPr>
-            <w:r/>
-            <w:r>
-              <w:rPr>
-                <w:rFonts w:ascii="Times New Roman" w:hAnsi="Times New Roman" w:eastAsia="宋体"/>
-                <w:sz w:val="19"/>
-              </w:rPr>
-              <w:t>结项交付</w:t>
-            </w:r>
-          </w:p>
-        </w:tc>
-        <w:tc>
-          <w:tcPr>
-            <w:tcW w:type="dxa" w:w="1814"/>
-            <w:vAlign w:val="center"/>
-            <w:shd w:val="clear" w:color="auto" w:fill="F2F5F9"/>
-          </w:tcPr>
-          <w:p>
-            <w:pPr>
-              <w:spacing w:line="300" w:lineRule="auto"/>
-              <w:ind w:firstLine="0"/>
-              <w:jc w:val="left"/>
-            </w:pPr>
-            <w:r/>
-            <w:r>
-              <w:rPr>
-                <w:rFonts w:ascii="Times New Roman" w:hAnsi="Times New Roman" w:eastAsia="宋体"/>
-                <w:sz w:val="19"/>
-              </w:rPr>
-              <w:t>第 7~8 周（~11/5）</w:t>
-            </w:r>
-          </w:p>
-        </w:tc>
-        <w:tc>
-          <w:tcPr>
-            <w:tcW w:type="dxa" w:w="3628"/>
-            <w:vAlign w:val="center"/>
-            <w:shd w:val="clear" w:color="auto" w:fill="F2F5F9"/>
-          </w:tcPr>
-          <w:p>
-            <w:pPr>
-              <w:spacing w:line="300" w:lineRule="auto"/>
-              <w:ind w:firstLine="0"/>
-              <w:jc w:val="left"/>
-            </w:pPr>
-            <w:r/>
-            <w:r>
-              <w:rPr>
-                <w:rFonts w:ascii="Times New Roman" w:hAnsi="Times New Roman" w:eastAsia="宋体"/>
-                <w:sz w:val="19"/>
-              </w:rPr>
-              <w:t>结项报告、演示脚本、材料归档</w:t>
-            </w:r>
-          </w:p>
-        </w:tc>
-        <w:tc>
-          <w:tcPr>
-            <w:tcW w:type="dxa" w:w="1247"/>
-            <w:vAlign w:val="center"/>
-            <w:shd w:val="clear" w:color="auto" w:fill="F2F5F9"/>
-          </w:tcPr>
-          <w:p>
-            <w:pPr>
-              <w:spacing w:line="300" w:lineRule="auto"/>
-              <w:ind w:firstLine="0"/>
-              <w:jc w:val="left"/>
-            </w:pPr>
-            <w:r/>
-            <w:r>
-              <w:rPr>
-                <w:rFonts w:ascii="Times New Roman" w:hAnsi="Times New Roman" w:eastAsia="宋体"/>
-                <w:sz w:val="19"/>
-              </w:rPr>
-              <w:t>待开始</w:t>
-            </w:r>
-          </w:p>
-        </w:tc>
-      </w:tr>
-    </w:tbl>
-    <w:p>
-      <w:pPr>
-        <w:pStyle w:val="Heading1"/>
-      </w:pPr>
-      <w:r>
-        <w:t>5. 计划使用的项目管理方法</w:t>
-      </w:r>
-    </w:p>
-    <w:p>
-      <w:pPr>
-        <w:pStyle w:val="ListNumber"/>
-      </w:pPr>
-      <w:r>
-        <w:rPr>
-          <w:rFonts w:ascii="Times New Roman" w:hAnsi="Times New Roman" w:eastAsia="宋体"/>
-        </w:rPr>
-        <w:t>敏捷迭代：以周为迭代周期，每周产出可演示增量，核心闭环优先；</w:t>
-      </w:r>
-    </w:p>
-    <w:p>
-      <w:pPr>
-        <w:pStyle w:val="ListNumber"/>
-      </w:pPr>
-      <w:r>
-        <w:rPr>
-          <w:rFonts w:ascii="Times New Roman" w:hAnsi="Times New Roman" w:eastAsia="宋体"/>
-        </w:rPr>
-        <w:t>例会与看板：每周实训固定站会，任务状态在看板上维护，会议纪要及时归档；</w:t>
-      </w:r>
-    </w:p>
-    <w:p>
-      <w:pPr>
-        <w:pStyle w:val="ListNumber"/>
-      </w:pPr>
-      <w:r>
-        <w:rPr>
-          <w:rFonts w:ascii="Times New Roman" w:hAnsi="Times New Roman" w:eastAsia="宋体"/>
-        </w:rPr>
-        <w:t>版本与配置管理：Git 分支 + Pull Request 提交，提交信息统一格式，禁止提交数据与模型权重；</w:t>
-      </w:r>
-    </w:p>
-    <w:p>
-      <w:pPr>
-        <w:pStyle w:val="ListNumber"/>
-      </w:pPr>
-      <w:r>
-        <w:rPr>
-          <w:rFonts w:ascii="Times New Roman" w:hAnsi="Times New Roman" w:eastAsia="宋体"/>
-        </w:rPr>
-        <w:t>文档驱动：按课程模板产出文档，走"起草 v0.1 → 评审 v0.5 → 定稿 v1.0"流程，评审留痕；</w:t>
-      </w:r>
-    </w:p>
-    <w:p>
-      <w:pPr>
-        <w:pStyle w:val="ListNumber"/>
-      </w:pPr>
-      <w:r>
-        <w:rPr>
-          <w:rFonts w:ascii="Times New Roman" w:hAnsi="Times New Roman" w:eastAsia="宋体"/>
-        </w:rPr>
-        <w:t>量化验证：模型训练与对比使用统一验证集与演示素材，指标与实验记录入库；</w:t>
-      </w:r>
-    </w:p>
-    <w:p>
-      <w:pPr>
-        <w:pStyle w:val="ListNumber"/>
-      </w:pPr>
-      <w:r>
-        <w:rPr>
-          <w:rFonts w:ascii="Times New Roman" w:hAnsi="Times New Roman" w:eastAsia="宋体"/>
-        </w:rPr>
-        <w:t>风险与演示保障：维护风险台账，演示采用"手机推流 + 上传视频"双通道，演示前全链路预演。</w:t>
-      </w:r>
-    </w:p>
-    <w:p>
-      <w:pPr>
-        <w:pStyle w:val="Heading1"/>
-      </w:pPr>
-      <w:r>
-        <w:t>6. 角色与职责矩阵</w:t>
+        <w:t>角色与职责：</w:t>
       </w:r>
     </w:p>
     <w:tbl>
@@ -1383,9 +257,8 @@
       </w:tblPr>
       <w:tblGrid>
         <w:gridCol w:w="1134"/>
-        <w:gridCol w:w="1701"/>
-        <w:gridCol w:w="3628"/>
-        <w:gridCol w:w="2268"/>
+        <w:gridCol w:w="2154"/>
+        <w:gridCol w:w="5443"/>
       </w:tblGrid>
       <w:tr>
         <w:tc>
@@ -1413,7 +286,7 @@
         </w:tc>
         <w:tc>
           <w:tcPr>
-            <w:tcW w:type="dxa" w:w="1701"/>
+            <w:tcW w:type="dxa" w:w="2154"/>
             <w:vAlign w:val="center"/>
             <w:shd w:val="clear" w:color="auto" w:fill="1F4D78"/>
           </w:tcPr>
@@ -1436,7 +309,7 @@
         </w:tc>
         <w:tc>
           <w:tcPr>
-            <w:tcW w:type="dxa" w:w="3628"/>
+            <w:tcW w:type="dxa" w:w="5443"/>
             <w:vAlign w:val="center"/>
             <w:shd w:val="clear" w:color="auto" w:fill="1F4D78"/>
           </w:tcPr>
@@ -1453,30 +326,7 @@
                 <w:color w:val="FFFFFF"/>
                 <w:sz w:val="19"/>
               </w:rPr>
-              <w:t>主要职责</w:t>
-            </w:r>
-          </w:p>
-        </w:tc>
-        <w:tc>
-          <w:tcPr>
-            <w:tcW w:type="dxa" w:w="2268"/>
-            <w:vAlign w:val="center"/>
-            <w:shd w:val="clear" w:color="auto" w:fill="1F4D78"/>
-          </w:tcPr>
-          <w:p>
-            <w:pPr>
-              <w:ind w:firstLine="0"/>
-              <w:jc w:val="center"/>
-            </w:pPr>
-            <w:r/>
-            <w:r>
-              <w:rPr>
-                <w:rFonts w:ascii="Times New Roman" w:hAnsi="Times New Roman" w:eastAsia="黑体"/>
-                <w:b/>
-                <w:color w:val="FFFFFF"/>
-                <w:sz w:val="19"/>
-              </w:rPr>
-              <w:t>关键产出</w:t>
+              <w:t>职责</w:t>
             </w:r>
           </w:p>
         </w:tc>
@@ -1505,7 +355,7 @@
         </w:tc>
         <w:tc>
           <w:tcPr>
-            <w:tcW w:type="dxa" w:w="1701"/>
+            <w:tcW w:type="dxa" w:w="2154"/>
             <w:vAlign w:val="center"/>
           </w:tcPr>
           <w:p>
@@ -1526,7 +376,7 @@
         </w:tc>
         <w:tc>
           <w:tcPr>
-            <w:tcW w:type="dxa" w:w="3628"/>
+            <w:tcW w:type="dxa" w:w="5443"/>
             <w:vAlign w:val="center"/>
           </w:tcPr>
           <w:p>
@@ -1542,27 +392,6 @@
                 <w:sz w:val="19"/>
               </w:rPr>
               <w:t>需求与功能建模、模型训练与评测、检测链路与告警引擎、系统集成、演示总控</w:t>
-            </w:r>
-          </w:p>
-        </w:tc>
-        <w:tc>
-          <w:tcPr>
-            <w:tcW w:type="dxa" w:w="2268"/>
-            <w:vAlign w:val="center"/>
-          </w:tcPr>
-          <w:p>
-            <w:pPr>
-              <w:spacing w:line="300" w:lineRule="auto"/>
-              <w:ind w:firstLine="0"/>
-              <w:jc w:val="left"/>
-            </w:pPr>
-            <w:r/>
-            <w:r>
-              <w:rPr>
-                <w:rFonts w:ascii="Times New Roman" w:hAnsi="Times New Roman" w:eastAsia="宋体"/>
-                <w:sz w:val="19"/>
-              </w:rPr>
-              <w:t>可运行系统、需求规格说明书、模型评测记录</w:t>
             </w:r>
           </w:p>
         </w:tc>
@@ -1592,7 +421,7 @@
         </w:tc>
         <w:tc>
           <w:tcPr>
-            <w:tcW w:type="dxa" w:w="1701"/>
+            <w:tcW w:type="dxa" w:w="2154"/>
             <w:vAlign w:val="center"/>
             <w:shd w:val="clear" w:color="auto" w:fill="F2F5F9"/>
           </w:tcPr>
@@ -1614,7 +443,7 @@
         </w:tc>
         <w:tc>
           <w:tcPr>
-            <w:tcW w:type="dxa" w:w="3628"/>
+            <w:tcW w:type="dxa" w:w="5443"/>
             <w:vAlign w:val="center"/>
             <w:shd w:val="clear" w:color="auto" w:fill="F2F5F9"/>
           </w:tcPr>
@@ -1631,28 +460,6 @@
                 <w:sz w:val="19"/>
               </w:rPr>
               <w:t>Vue3 前端开发、非功能与界面需求、项目章程、进度章节、远距离素材收集</w:t>
-            </w:r>
-          </w:p>
-        </w:tc>
-        <w:tc>
-          <w:tcPr>
-            <w:tcW w:type="dxa" w:w="2268"/>
-            <w:vAlign w:val="center"/>
-            <w:shd w:val="clear" w:color="auto" w:fill="F2F5F9"/>
-          </w:tcPr>
-          <w:p>
-            <w:pPr>
-              <w:spacing w:line="300" w:lineRule="auto"/>
-              <w:ind w:firstLine="0"/>
-              <w:jc w:val="left"/>
-            </w:pPr>
-            <w:r/>
-            <w:r>
-              <w:rPr>
-                <w:rFonts w:ascii="Times New Roman" w:hAnsi="Times New Roman" w:eastAsia="宋体"/>
-                <w:sz w:val="19"/>
-              </w:rPr>
-              <w:t>前端应用、项目章程、非功能需求章节</w:t>
             </w:r>
           </w:p>
         </w:tc>
@@ -1681,7 +488,7 @@
         </w:tc>
         <w:tc>
           <w:tcPr>
-            <w:tcW w:type="dxa" w:w="1701"/>
+            <w:tcW w:type="dxa" w:w="2154"/>
             <w:vAlign w:val="center"/>
           </w:tcPr>
           <w:p>
@@ -1702,7 +509,7 @@
         </w:tc>
         <w:tc>
           <w:tcPr>
-            <w:tcW w:type="dxa" w:w="3628"/>
+            <w:tcW w:type="dxa" w:w="5443"/>
             <w:vAlign w:val="center"/>
           </w:tcPr>
           <w:p>
@@ -1718,27 +525,6 @@
                 <w:sz w:val="19"/>
               </w:rPr>
               <w:t>需求调查与追踪矩阵、测试用例与记录、WBS 字典与 RACI、smoke 数据集查找</w:t>
-            </w:r>
-          </w:p>
-        </w:tc>
-        <w:tc>
-          <w:tcPr>
-            <w:tcW w:type="dxa" w:w="2268"/>
-            <w:vAlign w:val="center"/>
-          </w:tcPr>
-          <w:p>
-            <w:pPr>
-              <w:spacing w:line="300" w:lineRule="auto"/>
-              <w:ind w:firstLine="0"/>
-              <w:jc w:val="left"/>
-            </w:pPr>
-            <w:r/>
-            <w:r>
-              <w:rPr>
-                <w:rFonts w:ascii="Times New Roman" w:hAnsi="Times New Roman" w:eastAsia="宋体"/>
-                <w:sz w:val="19"/>
-              </w:rPr>
-              <w:t>需求调查记录、测试记录、WBS 字典</w:t>
             </w:r>
           </w:p>
         </w:tc>
@@ -1768,7 +554,7 @@
         </w:tc>
         <w:tc>
           <w:tcPr>
-            <w:tcW w:type="dxa" w:w="1701"/>
+            <w:tcW w:type="dxa" w:w="2154"/>
             <w:vAlign w:val="center"/>
             <w:shd w:val="clear" w:color="auto" w:fill="F2F5F9"/>
           </w:tcPr>
@@ -1790,7 +576,7 @@
         </w:tc>
         <w:tc>
           <w:tcPr>
-            <w:tcW w:type="dxa" w:w="3628"/>
+            <w:tcW w:type="dxa" w:w="5443"/>
             <w:vAlign w:val="center"/>
             <w:shd w:val="clear" w:color="auto" w:fill="F2F5F9"/>
           </w:tcPr>
@@ -1810,1342 +596,125 @@
             </w:r>
           </w:p>
         </w:tc>
-        <w:tc>
-          <w:tcPr>
-            <w:tcW w:type="dxa" w:w="2268"/>
-            <w:vAlign w:val="center"/>
-            <w:shd w:val="clear" w:color="auto" w:fill="F2F5F9"/>
-          </w:tcPr>
-          <w:p>
-            <w:pPr>
-              <w:spacing w:line="300" w:lineRule="auto"/>
-              <w:ind w:firstLine="0"/>
-              <w:jc w:val="left"/>
-            </w:pPr>
-            <w:r/>
-            <w:r>
-              <w:rPr>
-                <w:rFonts w:ascii="Times New Roman" w:hAnsi="Times New Roman" w:eastAsia="宋体"/>
-                <w:sz w:val="19"/>
-              </w:rPr>
-              <w:t>四份文档成品、Project 工程与截图</w:t>
-            </w:r>
-          </w:p>
-        </w:tc>
       </w:tr>
     </w:tbl>
+    <w:p/>
     <w:p>
       <w:pPr>
-        <w:pStyle w:val="Heading1"/>
+        <w:ind w:firstLine="0"/>
       </w:pPr>
       <w:r>
-        <w:t>7. 主要干系人</w:t>
-      </w:r>
-    </w:p>
-    <w:tbl>
-      <w:tblPr>
-        <w:tblStyle w:val="TableGrid"/>
-        <w:tblW w:type="auto" w:w="0"/>
-        <w:jc w:val="center"/>
-        <w:tblLayout w:type="fixed"/>
-        <w:tblLook w:firstColumn="1" w:firstRow="1" w:lastColumn="0" w:lastRow="0" w:noHBand="0" w:noVBand="1" w:val="04A0"/>
-        <w:tblW w:w="8731" w:type="dxa"/>
-        <w:tblLayout w:type="fixed"/>
-        <w:tblCellMar>
-          <w:top w:w="60" w:type="dxa"/>
-          <w:left w:w="100" w:type="dxa"/>
-          <w:bottom w:w="60" w:type="dxa"/>
-          <w:right w:w="100" w:type="dxa"/>
-        </w:tblCellMar>
-      </w:tblPr>
-      <w:tblGrid>
-        <w:gridCol w:w="1927"/>
-        <w:gridCol w:w="3402"/>
-        <w:gridCol w:w="3402"/>
-      </w:tblGrid>
-      <w:tr>
-        <w:tc>
-          <w:tcPr>
-            <w:tcW w:type="dxa" w:w="1928"/>
-            <w:vAlign w:val="center"/>
-            <w:shd w:val="clear" w:color="auto" w:fill="1F4D78"/>
-          </w:tcPr>
-          <w:p>
-            <w:pPr>
-              <w:ind w:firstLine="0"/>
-              <w:jc w:val="center"/>
-            </w:pPr>
-            <w:r/>
-            <w:r>
-              <w:rPr>
-                <w:rFonts w:ascii="Times New Roman" w:hAnsi="Times New Roman" w:eastAsia="黑体"/>
-                <w:b/>
-                <w:color w:val="FFFFFF"/>
-                <w:sz w:val="19"/>
-              </w:rPr>
-              <w:t>干系人</w:t>
-            </w:r>
-          </w:p>
-        </w:tc>
-        <w:tc>
-          <w:tcPr>
-            <w:tcW w:type="dxa" w:w="3402"/>
-            <w:vAlign w:val="center"/>
-            <w:shd w:val="clear" w:color="auto" w:fill="1F4D78"/>
-          </w:tcPr>
-          <w:p>
-            <w:pPr>
-              <w:ind w:firstLine="0"/>
-              <w:jc w:val="center"/>
-            </w:pPr>
-            <w:r/>
-            <w:r>
-              <w:rPr>
-                <w:rFonts w:ascii="Times New Roman" w:hAnsi="Times New Roman" w:eastAsia="黑体"/>
-                <w:b/>
-                <w:color w:val="FFFFFF"/>
-                <w:sz w:val="19"/>
-              </w:rPr>
-              <w:t>角色/关注点</w:t>
-            </w:r>
-          </w:p>
-        </w:tc>
-        <w:tc>
-          <w:tcPr>
-            <w:tcW w:type="dxa" w:w="3402"/>
-            <w:vAlign w:val="center"/>
-            <w:shd w:val="clear" w:color="auto" w:fill="1F4D78"/>
-          </w:tcPr>
-          <w:p>
-            <w:pPr>
-              <w:ind w:firstLine="0"/>
-              <w:jc w:val="center"/>
-            </w:pPr>
-            <w:r/>
-            <w:r>
-              <w:rPr>
-                <w:rFonts w:ascii="Times New Roman" w:hAnsi="Times New Roman" w:eastAsia="黑体"/>
-                <w:b/>
-                <w:color w:val="FFFFFF"/>
-                <w:sz w:val="19"/>
-              </w:rPr>
-              <w:t>参与方式</w:t>
-            </w:r>
-          </w:p>
-        </w:tc>
-      </w:tr>
-      <w:tr>
-        <w:tc>
-          <w:tcPr>
-            <w:tcW w:type="dxa" w:w="1928"/>
-            <w:vAlign w:val="center"/>
-          </w:tcPr>
-          <w:p>
-            <w:pPr>
-              <w:spacing w:line="300" w:lineRule="auto"/>
-              <w:ind w:firstLine="0"/>
-              <w:jc w:val="center"/>
-            </w:pPr>
-            <w:r/>
-            <w:r>
-              <w:rPr>
-                <w:rFonts w:ascii="Times New Roman" w:hAnsi="Times New Roman" w:eastAsia="宋体"/>
-                <w:sz w:val="19"/>
-              </w:rPr>
-              <w:t>指导教师</w:t>
-            </w:r>
-          </w:p>
-        </w:tc>
-        <w:tc>
-          <w:tcPr>
-            <w:tcW w:type="dxa" w:w="3402"/>
-            <w:vAlign w:val="center"/>
-          </w:tcPr>
-          <w:p>
-            <w:pPr>
-              <w:spacing w:line="300" w:lineRule="auto"/>
-              <w:ind w:firstLine="0"/>
-              <w:jc w:val="left"/>
-            </w:pPr>
-            <w:r/>
-            <w:r>
-              <w:rPr>
-                <w:rFonts w:ascii="Times New Roman" w:hAnsi="Times New Roman" w:eastAsia="宋体"/>
-                <w:sz w:val="19"/>
-              </w:rPr>
-              <w:t>课程评审、进度与文档质量把关</w:t>
-            </w:r>
-          </w:p>
-        </w:tc>
-        <w:tc>
-          <w:tcPr>
-            <w:tcW w:type="dxa" w:w="3402"/>
-            <w:vAlign w:val="center"/>
-          </w:tcPr>
-          <w:p>
-            <w:pPr>
-              <w:spacing w:line="300" w:lineRule="auto"/>
-              <w:ind w:firstLine="0"/>
-              <w:jc w:val="left"/>
-            </w:pPr>
-            <w:r/>
-            <w:r>
-              <w:rPr>
-                <w:rFonts w:ascii="Times New Roman" w:hAnsi="Times New Roman" w:eastAsia="宋体"/>
-                <w:sz w:val="19"/>
-              </w:rPr>
-              <w:t>课堂检查、阶段性评阅、期末演示评分</w:t>
-            </w:r>
-          </w:p>
-        </w:tc>
-      </w:tr>
-      <w:tr>
-        <w:tc>
-          <w:tcPr>
-            <w:tcW w:type="dxa" w:w="1928"/>
-            <w:vAlign w:val="center"/>
-            <w:shd w:val="clear" w:color="auto" w:fill="F2F5F9"/>
-          </w:tcPr>
-          <w:p>
-            <w:pPr>
-              <w:spacing w:line="300" w:lineRule="auto"/>
-              <w:ind w:firstLine="0"/>
-              <w:jc w:val="center"/>
-            </w:pPr>
-            <w:r/>
-            <w:r>
-              <w:rPr>
-                <w:rFonts w:ascii="Times New Roman" w:hAnsi="Times New Roman" w:eastAsia="宋体"/>
-                <w:sz w:val="19"/>
-              </w:rPr>
-              <w:t>项目小组</w:t>
-            </w:r>
-          </w:p>
-        </w:tc>
-        <w:tc>
-          <w:tcPr>
-            <w:tcW w:type="dxa" w:w="3402"/>
-            <w:vAlign w:val="center"/>
-            <w:shd w:val="clear" w:color="auto" w:fill="F2F5F9"/>
-          </w:tcPr>
-          <w:p>
-            <w:pPr>
-              <w:spacing w:line="300" w:lineRule="auto"/>
-              <w:ind w:firstLine="0"/>
-              <w:jc w:val="left"/>
-            </w:pPr>
-            <w:r/>
-            <w:r>
-              <w:rPr>
-                <w:rFonts w:ascii="Times New Roman" w:hAnsi="Times New Roman" w:eastAsia="宋体"/>
-                <w:sz w:val="19"/>
-              </w:rPr>
-              <w:t>项目执行与交付</w:t>
-            </w:r>
-          </w:p>
-        </w:tc>
-        <w:tc>
-          <w:tcPr>
-            <w:tcW w:type="dxa" w:w="3402"/>
-            <w:vAlign w:val="center"/>
-            <w:shd w:val="clear" w:color="auto" w:fill="F2F5F9"/>
-          </w:tcPr>
-          <w:p>
-            <w:pPr>
-              <w:spacing w:line="300" w:lineRule="auto"/>
-              <w:ind w:firstLine="0"/>
-              <w:jc w:val="left"/>
-            </w:pPr>
-            <w:r/>
-            <w:r>
-              <w:rPr>
-                <w:rFonts w:ascii="Times New Roman" w:hAnsi="Times New Roman" w:eastAsia="宋体"/>
-                <w:sz w:val="19"/>
-              </w:rPr>
-              <w:t>每周实训、组内评审、任务分工</w:t>
-            </w:r>
-          </w:p>
-        </w:tc>
-      </w:tr>
-      <w:tr>
-        <w:tc>
-          <w:tcPr>
-            <w:tcW w:type="dxa" w:w="1928"/>
-            <w:vAlign w:val="center"/>
-          </w:tcPr>
-          <w:p>
-            <w:pPr>
-              <w:spacing w:line="300" w:lineRule="auto"/>
-              <w:ind w:firstLine="0"/>
-              <w:jc w:val="center"/>
-            </w:pPr>
-            <w:r/>
-            <w:r>
-              <w:rPr>
-                <w:rFonts w:ascii="Times New Roman" w:hAnsi="Times New Roman" w:eastAsia="宋体"/>
-                <w:sz w:val="19"/>
-              </w:rPr>
-              <w:t>课堂演示观众</w:t>
-            </w:r>
-          </w:p>
-        </w:tc>
-        <w:tc>
-          <w:tcPr>
-            <w:tcW w:type="dxa" w:w="3402"/>
-            <w:vAlign w:val="center"/>
-          </w:tcPr>
-          <w:p>
-            <w:pPr>
-              <w:spacing w:line="300" w:lineRule="auto"/>
-              <w:ind w:firstLine="0"/>
-              <w:jc w:val="left"/>
-            </w:pPr>
-            <w:r/>
-            <w:r>
-              <w:rPr>
-                <w:rFonts w:ascii="Times New Roman" w:hAnsi="Times New Roman" w:eastAsia="宋体"/>
-                <w:sz w:val="19"/>
-              </w:rPr>
-              <w:t>了解系统功能与效果</w:t>
-            </w:r>
-          </w:p>
-        </w:tc>
-        <w:tc>
-          <w:tcPr>
-            <w:tcW w:type="dxa" w:w="3402"/>
-            <w:vAlign w:val="center"/>
-          </w:tcPr>
-          <w:p>
-            <w:pPr>
-              <w:spacing w:line="300" w:lineRule="auto"/>
-              <w:ind w:firstLine="0"/>
-              <w:jc w:val="left"/>
-            </w:pPr>
-            <w:r/>
-            <w:r>
-              <w:rPr>
-                <w:rFonts w:ascii="Times New Roman" w:hAnsi="Times New Roman" w:eastAsia="宋体"/>
-                <w:sz w:val="19"/>
-              </w:rPr>
-              <w:t>期末演示</w:t>
-            </w:r>
-          </w:p>
-        </w:tc>
-      </w:tr>
-      <w:tr>
-        <w:tc>
-          <w:tcPr>
-            <w:tcW w:type="dxa" w:w="1928"/>
-            <w:vAlign w:val="center"/>
-            <w:shd w:val="clear" w:color="auto" w:fill="F2F5F9"/>
-          </w:tcPr>
-          <w:p>
-            <w:pPr>
-              <w:spacing w:line="300" w:lineRule="auto"/>
-              <w:ind w:firstLine="0"/>
-              <w:jc w:val="center"/>
-            </w:pPr>
-            <w:r/>
-            <w:r>
-              <w:rPr>
-                <w:rFonts w:ascii="Times New Roman" w:hAnsi="Times New Roman" w:eastAsia="宋体"/>
-                <w:sz w:val="19"/>
-              </w:rPr>
-              <w:t>视频源提供方（手机/摄像头）</w:t>
-            </w:r>
-          </w:p>
-        </w:tc>
-        <w:tc>
-          <w:tcPr>
-            <w:tcW w:type="dxa" w:w="3402"/>
-            <w:vAlign w:val="center"/>
-            <w:shd w:val="clear" w:color="auto" w:fill="F2F5F9"/>
-          </w:tcPr>
-          <w:p>
-            <w:pPr>
-              <w:spacing w:line="300" w:lineRule="auto"/>
-              <w:ind w:firstLine="0"/>
-              <w:jc w:val="left"/>
-            </w:pPr>
-            <w:r/>
-            <w:r>
-              <w:rPr>
-                <w:rFonts w:ascii="Times New Roman" w:hAnsi="Times New Roman" w:eastAsia="宋体"/>
-                <w:sz w:val="19"/>
-              </w:rPr>
-              <w:t>提供测试画面</w:t>
-            </w:r>
-          </w:p>
-        </w:tc>
-        <w:tc>
-          <w:tcPr>
-            <w:tcW w:type="dxa" w:w="3402"/>
-            <w:vAlign w:val="center"/>
-            <w:shd w:val="clear" w:color="auto" w:fill="F2F5F9"/>
-          </w:tcPr>
-          <w:p>
-            <w:pPr>
-              <w:spacing w:line="300" w:lineRule="auto"/>
-              <w:ind w:firstLine="0"/>
-              <w:jc w:val="left"/>
-            </w:pPr>
-            <w:r/>
-            <w:r>
-              <w:rPr>
-                <w:rFonts w:ascii="Times New Roman" w:hAnsi="Times New Roman" w:eastAsia="宋体"/>
-                <w:sz w:val="19"/>
-              </w:rPr>
-              <w:t>局域网推流或本地视频</w:t>
-            </w:r>
-          </w:p>
-        </w:tc>
-      </w:tr>
-    </w:tbl>
-    <w:p>
-      <w:pPr>
-        <w:pStyle w:val="Heading1"/>
-      </w:pPr>
-      <w:r>
-        <w:t>8. 主要风险与假设</w:t>
-      </w:r>
-    </w:p>
-    <w:tbl>
-      <w:tblPr>
-        <w:tblStyle w:val="TableGrid"/>
-        <w:tblW w:type="auto" w:w="0"/>
-        <w:jc w:val="center"/>
-        <w:tblLayout w:type="fixed"/>
-        <w:tblLook w:firstColumn="1" w:firstRow="1" w:lastColumn="0" w:lastRow="0" w:noHBand="0" w:noVBand="1" w:val="04A0"/>
-        <w:tblW w:w="8731" w:type="dxa"/>
-        <w:tblLayout w:type="fixed"/>
-        <w:tblCellMar>
-          <w:top w:w="60" w:type="dxa"/>
-          <w:left w:w="100" w:type="dxa"/>
-          <w:bottom w:w="60" w:type="dxa"/>
-          <w:right w:w="100" w:type="dxa"/>
-        </w:tblCellMar>
-      </w:tblPr>
-      <w:tblGrid>
-        <w:gridCol w:w="2381"/>
-        <w:gridCol w:w="2494"/>
-        <w:gridCol w:w="3855"/>
-      </w:tblGrid>
-      <w:tr>
-        <w:tc>
-          <w:tcPr>
-            <w:tcW w:type="dxa" w:w="2381"/>
-            <w:vAlign w:val="center"/>
-            <w:shd w:val="clear" w:color="auto" w:fill="1F4D78"/>
-          </w:tcPr>
-          <w:p>
-            <w:pPr>
-              <w:ind w:firstLine="0"/>
-              <w:jc w:val="center"/>
-            </w:pPr>
-            <w:r/>
-            <w:r>
-              <w:rPr>
-                <w:rFonts w:ascii="Times New Roman" w:hAnsi="Times New Roman" w:eastAsia="黑体"/>
-                <w:b/>
-                <w:color w:val="FFFFFF"/>
-                <w:sz w:val="19"/>
-              </w:rPr>
-              <w:t>风险/假设</w:t>
-            </w:r>
-          </w:p>
-        </w:tc>
-        <w:tc>
-          <w:tcPr>
-            <w:tcW w:type="dxa" w:w="2494"/>
-            <w:vAlign w:val="center"/>
-            <w:shd w:val="clear" w:color="auto" w:fill="1F4D78"/>
-          </w:tcPr>
-          <w:p>
-            <w:pPr>
-              <w:ind w:firstLine="0"/>
-              <w:jc w:val="center"/>
-            </w:pPr>
-            <w:r/>
-            <w:r>
-              <w:rPr>
-                <w:rFonts w:ascii="Times New Roman" w:hAnsi="Times New Roman" w:eastAsia="黑体"/>
-                <w:b/>
-                <w:color w:val="FFFFFF"/>
-                <w:sz w:val="19"/>
-              </w:rPr>
-              <w:t>影响</w:t>
-            </w:r>
-          </w:p>
-        </w:tc>
-        <w:tc>
-          <w:tcPr>
-            <w:tcW w:type="dxa" w:w="3855"/>
-            <w:vAlign w:val="center"/>
-            <w:shd w:val="clear" w:color="auto" w:fill="1F4D78"/>
-          </w:tcPr>
-          <w:p>
-            <w:pPr>
-              <w:ind w:firstLine="0"/>
-              <w:jc w:val="center"/>
-            </w:pPr>
-            <w:r/>
-            <w:r>
-              <w:rPr>
-                <w:rFonts w:ascii="Times New Roman" w:hAnsi="Times New Roman" w:eastAsia="黑体"/>
-                <w:b/>
-                <w:color w:val="FFFFFF"/>
-                <w:sz w:val="19"/>
-              </w:rPr>
-              <w:t>应对</w:t>
-            </w:r>
-          </w:p>
-        </w:tc>
-      </w:tr>
-      <w:tr>
-        <w:tc>
-          <w:tcPr>
-            <w:tcW w:type="dxa" w:w="2381"/>
-            <w:vAlign w:val="center"/>
-          </w:tcPr>
-          <w:p>
-            <w:pPr>
-              <w:spacing w:line="300" w:lineRule="auto"/>
-              <w:ind w:firstLine="0"/>
-              <w:jc w:val="center"/>
-            </w:pPr>
-            <w:r/>
-            <w:r>
-              <w:rPr>
-                <w:rFonts w:ascii="Times New Roman" w:hAnsi="Times New Roman" w:eastAsia="宋体"/>
-                <w:sz w:val="19"/>
-              </w:rPr>
-              <w:t>数据集重复、远景样本少</w:t>
-            </w:r>
-          </w:p>
-        </w:tc>
-        <w:tc>
-          <w:tcPr>
-            <w:tcW w:type="dxa" w:w="2494"/>
-            <w:vAlign w:val="center"/>
-          </w:tcPr>
-          <w:p>
-            <w:pPr>
-              <w:spacing w:line="300" w:lineRule="auto"/>
-              <w:ind w:firstLine="0"/>
-              <w:jc w:val="left"/>
-            </w:pPr>
-            <w:r/>
-            <w:r>
-              <w:rPr>
-                <w:rFonts w:ascii="Times New Roman" w:hAnsi="Times New Roman" w:eastAsia="宋体"/>
-                <w:sz w:val="19"/>
-              </w:rPr>
-              <w:t>模型指标虚高，远距离效果不足</w:t>
-            </w:r>
-          </w:p>
-        </w:tc>
-        <w:tc>
-          <w:tcPr>
-            <w:tcW w:type="dxa" w:w="3855"/>
-            <w:vAlign w:val="center"/>
-          </w:tcPr>
-          <w:p>
-            <w:pPr>
-              <w:spacing w:line="300" w:lineRule="auto"/>
-              <w:ind w:firstLine="0"/>
-              <w:jc w:val="left"/>
-            </w:pPr>
-            <w:r/>
-            <w:r>
-              <w:rPr>
-                <w:rFonts w:ascii="Times New Roman" w:hAnsi="Times New Roman" w:eastAsia="宋体"/>
-                <w:sz w:val="19"/>
-              </w:rPr>
-              <w:t>先清洗去重再重划分；定向补充烟类与远景数据</w:t>
-            </w:r>
-          </w:p>
-        </w:tc>
-      </w:tr>
-      <w:tr>
-        <w:tc>
-          <w:tcPr>
-            <w:tcW w:type="dxa" w:w="2381"/>
-            <w:vAlign w:val="center"/>
-            <w:shd w:val="clear" w:color="auto" w:fill="F2F5F9"/>
-          </w:tcPr>
-          <w:p>
-            <w:pPr>
-              <w:spacing w:line="300" w:lineRule="auto"/>
-              <w:ind w:firstLine="0"/>
-              <w:jc w:val="center"/>
-            </w:pPr>
-            <w:r/>
-            <w:r>
-              <w:rPr>
-                <w:rFonts w:ascii="Times New Roman" w:hAnsi="Times New Roman" w:eastAsia="宋体"/>
-                <w:sz w:val="19"/>
-              </w:rPr>
-              <w:t>智能体依赖外部模型或网络</w:t>
-            </w:r>
-          </w:p>
-        </w:tc>
-        <w:tc>
-          <w:tcPr>
-            <w:tcW w:type="dxa" w:w="2494"/>
-            <w:vAlign w:val="center"/>
-            <w:shd w:val="clear" w:color="auto" w:fill="F2F5F9"/>
-          </w:tcPr>
-          <w:p>
-            <w:pPr>
-              <w:spacing w:line="300" w:lineRule="auto"/>
-              <w:ind w:firstLine="0"/>
-              <w:jc w:val="left"/>
-            </w:pPr>
-            <w:r/>
-            <w:r>
-              <w:rPr>
-                <w:rFonts w:ascii="Times New Roman" w:hAnsi="Times New Roman" w:eastAsia="宋体"/>
-                <w:sz w:val="19"/>
-              </w:rPr>
-              <w:t>复核不可用</w:t>
-            </w:r>
-          </w:p>
-        </w:tc>
-        <w:tc>
-          <w:tcPr>
-            <w:tcW w:type="dxa" w:w="3855"/>
-            <w:vAlign w:val="center"/>
-            <w:shd w:val="clear" w:color="auto" w:fill="F2F5F9"/>
-          </w:tcPr>
-          <w:p>
-            <w:pPr>
-              <w:spacing w:line="300" w:lineRule="auto"/>
-              <w:ind w:firstLine="0"/>
-              <w:jc w:val="left"/>
-            </w:pPr>
-            <w:r/>
-            <w:r>
-              <w:rPr>
-                <w:rFonts w:ascii="Times New Roman" w:hAnsi="Times New Roman" w:eastAsia="宋体"/>
-                <w:sz w:val="19"/>
-              </w:rPr>
-              <w:t>本地小模型优先，云端可选，失败回退本地规则</w:t>
-            </w:r>
-          </w:p>
-        </w:tc>
-      </w:tr>
-      <w:tr>
-        <w:tc>
-          <w:tcPr>
-            <w:tcW w:type="dxa" w:w="2381"/>
-            <w:vAlign w:val="center"/>
-          </w:tcPr>
-          <w:p>
-            <w:pPr>
-              <w:spacing w:line="300" w:lineRule="auto"/>
-              <w:ind w:firstLine="0"/>
-              <w:jc w:val="center"/>
-            </w:pPr>
-            <w:r/>
-            <w:r>
-              <w:rPr>
-                <w:rFonts w:ascii="Times New Roman" w:hAnsi="Times New Roman" w:eastAsia="宋体"/>
-                <w:sz w:val="19"/>
-              </w:rPr>
-              <w:t>每周有效时间有限（约 3.5 小时）</w:t>
-            </w:r>
-          </w:p>
-        </w:tc>
-        <w:tc>
-          <w:tcPr>
-            <w:tcW w:type="dxa" w:w="2494"/>
-            <w:vAlign w:val="center"/>
-          </w:tcPr>
-          <w:p>
-            <w:pPr>
-              <w:spacing w:line="300" w:lineRule="auto"/>
-              <w:ind w:firstLine="0"/>
-              <w:jc w:val="left"/>
-            </w:pPr>
-            <w:r/>
-            <w:r>
-              <w:rPr>
-                <w:rFonts w:ascii="Times New Roman" w:hAnsi="Times New Roman" w:eastAsia="宋体"/>
-                <w:sz w:val="19"/>
-              </w:rPr>
-              <w:t>进度延迟</w:t>
-            </w:r>
-          </w:p>
-        </w:tc>
-        <w:tc>
-          <w:tcPr>
-            <w:tcW w:type="dxa" w:w="3855"/>
-            <w:vAlign w:val="center"/>
-          </w:tcPr>
-          <w:p>
-            <w:pPr>
-              <w:spacing w:line="300" w:lineRule="auto"/>
-              <w:ind w:firstLine="0"/>
-              <w:jc w:val="left"/>
-            </w:pPr>
-            <w:r/>
-            <w:r>
-              <w:rPr>
-                <w:rFonts w:ascii="Times New Roman" w:hAnsi="Times New Roman" w:eastAsia="宋体"/>
-                <w:sz w:val="19"/>
-              </w:rPr>
-              <w:t>核心闭环优先，每周可演示，后置功能及时降级</w:t>
-            </w:r>
-          </w:p>
-        </w:tc>
-      </w:tr>
-      <w:tr>
-        <w:tc>
-          <w:tcPr>
-            <w:tcW w:type="dxa" w:w="2381"/>
-            <w:vAlign w:val="center"/>
-            <w:shd w:val="clear" w:color="auto" w:fill="F2F5F9"/>
-          </w:tcPr>
-          <w:p>
-            <w:pPr>
-              <w:spacing w:line="300" w:lineRule="auto"/>
-              <w:ind w:firstLine="0"/>
-              <w:jc w:val="center"/>
-            </w:pPr>
-            <w:r/>
-            <w:r>
-              <w:rPr>
-                <w:rFonts w:ascii="Times New Roman" w:hAnsi="Times New Roman" w:eastAsia="宋体"/>
-                <w:sz w:val="19"/>
-              </w:rPr>
-              <w:t>演示现场网络不可控</w:t>
-            </w:r>
-          </w:p>
-        </w:tc>
-        <w:tc>
-          <w:tcPr>
-            <w:tcW w:type="dxa" w:w="2494"/>
-            <w:vAlign w:val="center"/>
-            <w:shd w:val="clear" w:color="auto" w:fill="F2F5F9"/>
-          </w:tcPr>
-          <w:p>
-            <w:pPr>
-              <w:spacing w:line="300" w:lineRule="auto"/>
-              <w:ind w:firstLine="0"/>
-              <w:jc w:val="left"/>
-            </w:pPr>
-            <w:r/>
-            <w:r>
-              <w:rPr>
-                <w:rFonts w:ascii="Times New Roman" w:hAnsi="Times New Roman" w:eastAsia="宋体"/>
-                <w:sz w:val="19"/>
-              </w:rPr>
-              <w:t>手机推流失败</w:t>
-            </w:r>
-          </w:p>
-        </w:tc>
-        <w:tc>
-          <w:tcPr>
-            <w:tcW w:type="dxa" w:w="3855"/>
-            <w:vAlign w:val="center"/>
-            <w:shd w:val="clear" w:color="auto" w:fill="F2F5F9"/>
-          </w:tcPr>
-          <w:p>
-            <w:pPr>
-              <w:spacing w:line="300" w:lineRule="auto"/>
-              <w:ind w:firstLine="0"/>
-              <w:jc w:val="left"/>
-            </w:pPr>
-            <w:r/>
-            <w:r>
-              <w:rPr>
-                <w:rFonts w:ascii="Times New Roman" w:hAnsi="Times New Roman" w:eastAsia="宋体"/>
-                <w:sz w:val="19"/>
-              </w:rPr>
-              <w:t>使用手机热点；准备上传视频保底通道并提前预演</w:t>
-            </w:r>
-          </w:p>
-        </w:tc>
-      </w:tr>
-    </w:tbl>
-    <w:p>
-      <w:pPr>
-        <w:pStyle w:val="Heading1"/>
-      </w:pPr>
-      <w:r>
-        <w:t>9. 签名</w:t>
-      </w:r>
-    </w:p>
-    <w:tbl>
-      <w:tblPr>
-        <w:tblStyle w:val="TableGrid"/>
-        <w:tblW w:type="auto" w:w="0"/>
-        <w:jc w:val="center"/>
-        <w:tblLayout w:type="fixed"/>
-        <w:tblLook w:firstColumn="1" w:firstRow="1" w:lastColumn="0" w:lastRow="0" w:noHBand="0" w:noVBand="1" w:val="04A0"/>
-        <w:tblW w:w="8731" w:type="dxa"/>
-        <w:tblLayout w:type="fixed"/>
-        <w:tblCellMar>
-          <w:top w:w="60" w:type="dxa"/>
-          <w:left w:w="100" w:type="dxa"/>
-          <w:bottom w:w="60" w:type="dxa"/>
-          <w:right w:w="100" w:type="dxa"/>
-        </w:tblCellMar>
-      </w:tblPr>
-      <w:tblGrid>
-        <w:gridCol w:w="2381"/>
-        <w:gridCol w:w="1927"/>
-        <w:gridCol w:w="2494"/>
-        <w:gridCol w:w="1927"/>
-      </w:tblGrid>
-      <w:tr>
-        <w:tc>
-          <w:tcPr>
-            <w:tcW w:type="dxa" w:w="2381"/>
-            <w:vAlign w:val="center"/>
-            <w:shd w:val="clear" w:color="auto" w:fill="1F4D78"/>
-          </w:tcPr>
-          <w:p>
-            <w:pPr>
-              <w:ind w:firstLine="0"/>
-              <w:jc w:val="center"/>
-            </w:pPr>
-            <w:r/>
-            <w:r>
-              <w:rPr>
-                <w:rFonts w:ascii="Times New Roman" w:hAnsi="Times New Roman" w:eastAsia="黑体"/>
-                <w:b/>
-                <w:color w:val="FFFFFF"/>
-                <w:sz w:val="19"/>
-              </w:rPr>
-              <w:t>角色</w:t>
-            </w:r>
-          </w:p>
-        </w:tc>
-        <w:tc>
-          <w:tcPr>
-            <w:tcW w:type="dxa" w:w="1928"/>
-            <w:vAlign w:val="center"/>
-            <w:shd w:val="clear" w:color="auto" w:fill="1F4D78"/>
-          </w:tcPr>
-          <w:p>
-            <w:pPr>
-              <w:ind w:firstLine="0"/>
-              <w:jc w:val="center"/>
-            </w:pPr>
-            <w:r/>
-            <w:r>
-              <w:rPr>
-                <w:rFonts w:ascii="Times New Roman" w:hAnsi="Times New Roman" w:eastAsia="黑体"/>
-                <w:b/>
-                <w:color w:val="FFFFFF"/>
-                <w:sz w:val="19"/>
-              </w:rPr>
-              <w:t>姓名</w:t>
-            </w:r>
-          </w:p>
-        </w:tc>
-        <w:tc>
-          <w:tcPr>
-            <w:tcW w:type="dxa" w:w="2494"/>
-            <w:vAlign w:val="center"/>
-            <w:shd w:val="clear" w:color="auto" w:fill="1F4D78"/>
-          </w:tcPr>
-          <w:p>
-            <w:pPr>
-              <w:ind w:firstLine="0"/>
-              <w:jc w:val="center"/>
-            </w:pPr>
-            <w:r/>
-            <w:r>
-              <w:rPr>
-                <w:rFonts w:ascii="Times New Roman" w:hAnsi="Times New Roman" w:eastAsia="黑体"/>
-                <w:b/>
-                <w:color w:val="FFFFFF"/>
-                <w:sz w:val="19"/>
-              </w:rPr>
-              <w:t>签名</w:t>
-            </w:r>
-          </w:p>
-        </w:tc>
-        <w:tc>
-          <w:tcPr>
-            <w:tcW w:type="dxa" w:w="1928"/>
-            <w:vAlign w:val="center"/>
-            <w:shd w:val="clear" w:color="auto" w:fill="1F4D78"/>
-          </w:tcPr>
-          <w:p>
-            <w:pPr>
-              <w:ind w:firstLine="0"/>
-              <w:jc w:val="center"/>
-            </w:pPr>
-            <w:r/>
-            <w:r>
-              <w:rPr>
-                <w:rFonts w:ascii="Times New Roman" w:hAnsi="Times New Roman" w:eastAsia="黑体"/>
-                <w:b/>
-                <w:color w:val="FFFFFF"/>
-                <w:sz w:val="19"/>
-              </w:rPr>
-              <w:t>日期</w:t>
-            </w:r>
-          </w:p>
-        </w:tc>
-      </w:tr>
-      <w:tr>
-        <w:tc>
-          <w:tcPr>
-            <w:tcW w:type="dxa" w:w="2381"/>
-            <w:vAlign w:val="center"/>
-          </w:tcPr>
-          <w:p>
-            <w:pPr>
-              <w:spacing w:line="300" w:lineRule="auto"/>
-              <w:ind w:firstLine="0"/>
-              <w:jc w:val="center"/>
-            </w:pPr>
-            <w:r/>
-            <w:r>
-              <w:rPr>
-                <w:rFonts w:ascii="Times New Roman" w:hAnsi="Times New Roman" w:eastAsia="宋体"/>
-                <w:sz w:val="19"/>
-              </w:rPr>
-              <w:t>项目经理 / 组长</w:t>
-            </w:r>
-          </w:p>
-        </w:tc>
-        <w:tc>
-          <w:tcPr>
-            <w:tcW w:type="dxa" w:w="1928"/>
-            <w:vAlign w:val="center"/>
-          </w:tcPr>
-          <w:p>
-            <w:pPr>
-              <w:spacing w:line="300" w:lineRule="auto"/>
-              <w:ind w:firstLine="0"/>
-              <w:jc w:val="left"/>
-            </w:pPr>
-            <w:r/>
-            <w:r>
-              <w:rPr>
-                <w:rFonts w:ascii="Times New Roman" w:hAnsi="Times New Roman" w:eastAsia="宋体"/>
-                <w:sz w:val="19"/>
-              </w:rPr>
-              <w:t>蔡俊杰</w:t>
-            </w:r>
-          </w:p>
-        </w:tc>
-        <w:tc>
-          <w:tcPr>
-            <w:tcW w:type="dxa" w:w="2494"/>
-            <w:vAlign w:val="center"/>
-          </w:tcPr>
-          <w:p>
-            <w:pPr>
-              <w:spacing w:line="300" w:lineRule="auto"/>
-              <w:ind w:firstLine="0"/>
-              <w:jc w:val="left"/>
-            </w:pPr>
-            <w:r/>
-            <w:r>
-              <w:rPr>
-                <w:rFonts w:ascii="Times New Roman" w:hAnsi="Times New Roman" w:eastAsia="宋体"/>
-                <w:sz w:val="19"/>
-              </w:rPr>
-            </w:r>
-          </w:p>
-        </w:tc>
-        <w:tc>
-          <w:tcPr>
-            <w:tcW w:type="dxa" w:w="1928"/>
-            <w:vAlign w:val="center"/>
-          </w:tcPr>
-          <w:p>
-            <w:pPr>
-              <w:spacing w:line="300" w:lineRule="auto"/>
-              <w:ind w:firstLine="0"/>
-              <w:jc w:val="left"/>
-            </w:pPr>
-            <w:r/>
-            <w:r>
-              <w:rPr>
-                <w:rFonts w:ascii="Times New Roman" w:hAnsi="Times New Roman" w:eastAsia="宋体"/>
-                <w:sz w:val="19"/>
-              </w:rPr>
-            </w:r>
-          </w:p>
-        </w:tc>
-      </w:tr>
-      <w:tr>
-        <w:tc>
-          <w:tcPr>
-            <w:tcW w:type="dxa" w:w="2381"/>
-            <w:vAlign w:val="center"/>
-            <w:shd w:val="clear" w:color="auto" w:fill="F2F5F9"/>
-          </w:tcPr>
-          <w:p>
-            <w:pPr>
-              <w:spacing w:line="300" w:lineRule="auto"/>
-              <w:ind w:firstLine="0"/>
-              <w:jc w:val="center"/>
-            </w:pPr>
-            <w:r/>
-            <w:r>
-              <w:rPr>
-                <w:rFonts w:ascii="Times New Roman" w:hAnsi="Times New Roman" w:eastAsia="宋体"/>
-                <w:sz w:val="19"/>
-              </w:rPr>
-              <w:t>前端负责人</w:t>
-            </w:r>
-          </w:p>
-        </w:tc>
-        <w:tc>
-          <w:tcPr>
-            <w:tcW w:type="dxa" w:w="1928"/>
-            <w:vAlign w:val="center"/>
-            <w:shd w:val="clear" w:color="auto" w:fill="F2F5F9"/>
-          </w:tcPr>
-          <w:p>
-            <w:pPr>
-              <w:spacing w:line="300" w:lineRule="auto"/>
-              <w:ind w:firstLine="0"/>
-              <w:jc w:val="left"/>
-            </w:pPr>
-            <w:r/>
-            <w:r>
-              <w:rPr>
-                <w:rFonts w:ascii="Times New Roman" w:hAnsi="Times New Roman" w:eastAsia="宋体"/>
-                <w:sz w:val="19"/>
-              </w:rPr>
-              <w:t>李汶航</w:t>
-            </w:r>
-          </w:p>
-        </w:tc>
-        <w:tc>
-          <w:tcPr>
-            <w:tcW w:type="dxa" w:w="2494"/>
-            <w:vAlign w:val="center"/>
-            <w:shd w:val="clear" w:color="auto" w:fill="F2F5F9"/>
-          </w:tcPr>
-          <w:p>
-            <w:pPr>
-              <w:spacing w:line="300" w:lineRule="auto"/>
-              <w:ind w:firstLine="0"/>
-              <w:jc w:val="left"/>
-            </w:pPr>
-            <w:r/>
-            <w:r>
-              <w:rPr>
-                <w:rFonts w:ascii="Times New Roman" w:hAnsi="Times New Roman" w:eastAsia="宋体"/>
-                <w:sz w:val="19"/>
-              </w:rPr>
-            </w:r>
-          </w:p>
-        </w:tc>
-        <w:tc>
-          <w:tcPr>
-            <w:tcW w:type="dxa" w:w="1928"/>
-            <w:vAlign w:val="center"/>
-            <w:shd w:val="clear" w:color="auto" w:fill="F2F5F9"/>
-          </w:tcPr>
-          <w:p>
-            <w:pPr>
-              <w:spacing w:line="300" w:lineRule="auto"/>
-              <w:ind w:firstLine="0"/>
-              <w:jc w:val="left"/>
-            </w:pPr>
-            <w:r/>
-            <w:r>
-              <w:rPr>
-                <w:rFonts w:ascii="Times New Roman" w:hAnsi="Times New Roman" w:eastAsia="宋体"/>
-                <w:sz w:val="19"/>
-              </w:rPr>
-            </w:r>
-          </w:p>
-        </w:tc>
-      </w:tr>
-      <w:tr>
-        <w:tc>
-          <w:tcPr>
-            <w:tcW w:type="dxa" w:w="2381"/>
-            <w:vAlign w:val="center"/>
-          </w:tcPr>
-          <w:p>
-            <w:pPr>
-              <w:spacing w:line="300" w:lineRule="auto"/>
-              <w:ind w:firstLine="0"/>
-              <w:jc w:val="center"/>
-            </w:pPr>
-            <w:r/>
-            <w:r>
-              <w:rPr>
-                <w:rFonts w:ascii="Times New Roman" w:hAnsi="Times New Roman" w:eastAsia="宋体"/>
-                <w:sz w:val="19"/>
-              </w:rPr>
-              <w:t>需求与质量负责人</w:t>
-            </w:r>
-          </w:p>
-        </w:tc>
-        <w:tc>
-          <w:tcPr>
-            <w:tcW w:type="dxa" w:w="1928"/>
-            <w:vAlign w:val="center"/>
-          </w:tcPr>
-          <w:p>
-            <w:pPr>
-              <w:spacing w:line="300" w:lineRule="auto"/>
-              <w:ind w:firstLine="0"/>
-              <w:jc w:val="left"/>
-            </w:pPr>
-            <w:r/>
-            <w:r>
-              <w:rPr>
-                <w:rFonts w:ascii="Times New Roman" w:hAnsi="Times New Roman" w:eastAsia="宋体"/>
-                <w:sz w:val="19"/>
-              </w:rPr>
-              <w:t>欧阳宇康</w:t>
-            </w:r>
-          </w:p>
-        </w:tc>
-        <w:tc>
-          <w:tcPr>
-            <w:tcW w:type="dxa" w:w="2494"/>
-            <w:vAlign w:val="center"/>
-          </w:tcPr>
-          <w:p>
-            <w:pPr>
-              <w:spacing w:line="300" w:lineRule="auto"/>
-              <w:ind w:firstLine="0"/>
-              <w:jc w:val="left"/>
-            </w:pPr>
-            <w:r/>
-            <w:r>
-              <w:rPr>
-                <w:rFonts w:ascii="Times New Roman" w:hAnsi="Times New Roman" w:eastAsia="宋体"/>
-                <w:sz w:val="19"/>
-              </w:rPr>
-            </w:r>
-          </w:p>
-        </w:tc>
-        <w:tc>
-          <w:tcPr>
-            <w:tcW w:type="dxa" w:w="1928"/>
-            <w:vAlign w:val="center"/>
-          </w:tcPr>
-          <w:p>
-            <w:pPr>
-              <w:spacing w:line="300" w:lineRule="auto"/>
-              <w:ind w:firstLine="0"/>
-              <w:jc w:val="left"/>
-            </w:pPr>
-            <w:r/>
-            <w:r>
-              <w:rPr>
-                <w:rFonts w:ascii="Times New Roman" w:hAnsi="Times New Roman" w:eastAsia="宋体"/>
-                <w:sz w:val="19"/>
-              </w:rPr>
-            </w:r>
-          </w:p>
-        </w:tc>
-      </w:tr>
-      <w:tr>
-        <w:tc>
-          <w:tcPr>
-            <w:tcW w:type="dxa" w:w="2381"/>
-            <w:vAlign w:val="center"/>
-            <w:shd w:val="clear" w:color="auto" w:fill="F2F5F9"/>
-          </w:tcPr>
-          <w:p>
-            <w:pPr>
-              <w:spacing w:line="300" w:lineRule="auto"/>
-              <w:ind w:firstLine="0"/>
-              <w:jc w:val="center"/>
-            </w:pPr>
-            <w:r/>
-            <w:r>
-              <w:rPr>
-                <w:rFonts w:ascii="Times New Roman" w:hAnsi="Times New Roman" w:eastAsia="宋体"/>
-                <w:sz w:val="19"/>
-              </w:rPr>
-              <w:t>配置与工具负责人</w:t>
-            </w:r>
-          </w:p>
-        </w:tc>
-        <w:tc>
-          <w:tcPr>
-            <w:tcW w:type="dxa" w:w="1928"/>
-            <w:vAlign w:val="center"/>
-            <w:shd w:val="clear" w:color="auto" w:fill="F2F5F9"/>
-          </w:tcPr>
-          <w:p>
-            <w:pPr>
-              <w:spacing w:line="300" w:lineRule="auto"/>
-              <w:ind w:firstLine="0"/>
-              <w:jc w:val="left"/>
-            </w:pPr>
-            <w:r/>
-            <w:r>
-              <w:rPr>
-                <w:rFonts w:ascii="Times New Roman" w:hAnsi="Times New Roman" w:eastAsia="宋体"/>
-                <w:sz w:val="19"/>
-              </w:rPr>
-              <w:t>陈泽恩</w:t>
-            </w:r>
-          </w:p>
-        </w:tc>
-        <w:tc>
-          <w:tcPr>
-            <w:tcW w:type="dxa" w:w="2494"/>
-            <w:vAlign w:val="center"/>
-            <w:shd w:val="clear" w:color="auto" w:fill="F2F5F9"/>
-          </w:tcPr>
-          <w:p>
-            <w:pPr>
-              <w:spacing w:line="300" w:lineRule="auto"/>
-              <w:ind w:firstLine="0"/>
-              <w:jc w:val="left"/>
-            </w:pPr>
-            <w:r/>
-            <w:r>
-              <w:rPr>
-                <w:rFonts w:ascii="Times New Roman" w:hAnsi="Times New Roman" w:eastAsia="宋体"/>
-                <w:sz w:val="19"/>
-              </w:rPr>
-            </w:r>
-          </w:p>
-        </w:tc>
-        <w:tc>
-          <w:tcPr>
-            <w:tcW w:type="dxa" w:w="1928"/>
-            <w:vAlign w:val="center"/>
-            <w:shd w:val="clear" w:color="auto" w:fill="F2F5F9"/>
-          </w:tcPr>
-          <w:p>
-            <w:pPr>
-              <w:spacing w:line="300" w:lineRule="auto"/>
-              <w:ind w:firstLine="0"/>
-              <w:jc w:val="left"/>
-            </w:pPr>
-            <w:r/>
-            <w:r>
-              <w:rPr>
-                <w:rFonts w:ascii="Times New Roman" w:hAnsi="Times New Roman" w:eastAsia="宋体"/>
-                <w:sz w:val="19"/>
-              </w:rPr>
-            </w:r>
-          </w:p>
-        </w:tc>
-      </w:tr>
-      <w:tr>
-        <w:tc>
-          <w:tcPr>
-            <w:tcW w:type="dxa" w:w="2381"/>
-            <w:vAlign w:val="center"/>
-          </w:tcPr>
-          <w:p>
-            <w:pPr>
-              <w:spacing w:line="300" w:lineRule="auto"/>
-              <w:ind w:firstLine="0"/>
-              <w:jc w:val="center"/>
-            </w:pPr>
-            <w:r/>
-            <w:r>
-              <w:rPr>
-                <w:rFonts w:ascii="Times New Roman" w:hAnsi="Times New Roman" w:eastAsia="宋体"/>
-                <w:sz w:val="19"/>
-              </w:rPr>
-              <w:t>指导教师</w:t>
-            </w:r>
-          </w:p>
-        </w:tc>
-        <w:tc>
-          <w:tcPr>
-            <w:tcW w:type="dxa" w:w="1928"/>
-            <w:vAlign w:val="center"/>
-          </w:tcPr>
-          <w:p>
-            <w:pPr>
-              <w:spacing w:line="300" w:lineRule="auto"/>
-              <w:ind w:firstLine="0"/>
-              <w:jc w:val="left"/>
-            </w:pPr>
-            <w:r/>
-            <w:r>
-              <w:rPr>
-                <w:rFonts w:ascii="Times New Roman" w:hAnsi="Times New Roman" w:eastAsia="宋体"/>
-                <w:sz w:val="19"/>
-              </w:rPr>
-            </w:r>
-          </w:p>
-        </w:tc>
-        <w:tc>
-          <w:tcPr>
-            <w:tcW w:type="dxa" w:w="2494"/>
-            <w:vAlign w:val="center"/>
-          </w:tcPr>
-          <w:p>
-            <w:pPr>
-              <w:spacing w:line="300" w:lineRule="auto"/>
-              <w:ind w:firstLine="0"/>
-              <w:jc w:val="left"/>
-            </w:pPr>
-            <w:r/>
-            <w:r>
-              <w:rPr>
-                <w:rFonts w:ascii="Times New Roman" w:hAnsi="Times New Roman" w:eastAsia="宋体"/>
-                <w:sz w:val="19"/>
-              </w:rPr>
-            </w:r>
-          </w:p>
-        </w:tc>
-        <w:tc>
-          <w:tcPr>
-            <w:tcW w:type="dxa" w:w="1928"/>
-            <w:vAlign w:val="center"/>
-          </w:tcPr>
-          <w:p>
-            <w:pPr>
-              <w:spacing w:line="300" w:lineRule="auto"/>
-              <w:ind w:firstLine="0"/>
-              <w:jc w:val="left"/>
-            </w:pPr>
-            <w:r/>
-            <w:r>
-              <w:rPr>
-                <w:rFonts w:ascii="Times New Roman" w:hAnsi="Times New Roman" w:eastAsia="宋体"/>
-                <w:sz w:val="19"/>
-              </w:rPr>
-            </w:r>
-          </w:p>
-        </w:tc>
-      </w:tr>
-    </w:tbl>
-    <w:p>
-      <w:pPr>
-        <w:pStyle w:val="Heading1"/>
-      </w:pPr>
-      <w:r>
-        <w:t>10. 主要干系人评述</w:t>
+        <w:rPr>
+          <w:rFonts w:ascii="Times New Roman" w:hAnsi="Times New Roman" w:eastAsia="宋体"/>
+          <w:b/>
+          <w:sz w:val="21"/>
+        </w:rPr>
+        <w:t>签名：</w:t>
       </w:r>
     </w:p>
     <w:p>
+      <w:pPr>
+        <w:ind w:firstLine="0"/>
+      </w:pPr>
       <w:r>
         <w:rPr>
           <w:rFonts w:ascii="Times New Roman" w:hAnsi="Times New Roman" w:eastAsia="宋体"/>
           <w:b w:val="0"/>
           <w:sz w:val="21"/>
         </w:rPr>
-        <w:t>1. 指导教师评述：待评阅后填写（关注点：需求与文档完整性、进度控制、演示效果、对现有方案的优势）。</w:t>
+        <w:t>蔡俊杰（组长）：________________　　日期：____________</w:t>
       </w:r>
     </w:p>
     <w:p>
+      <w:pPr>
+        <w:ind w:firstLine="0"/>
+      </w:pPr>
       <w:r>
         <w:rPr>
           <w:rFonts w:ascii="Times New Roman" w:hAnsi="Times New Roman" w:eastAsia="宋体"/>
           <w:b w:val="0"/>
           <w:sz w:val="21"/>
         </w:rPr>
-        <w:t>2. 项目组评述：项目已完成核心闭环并打通前后端，当前主要风险集中在数据集质量与远距离识别能力，已制定数据治理与补充计划；演示采用双通道保障。</w:t>
+        <w:t>李汶航：________________　　日期：____________</w:t>
+      </w:r>
+    </w:p>
+    <w:p>
+      <w:pPr>
+        <w:ind w:firstLine="0"/>
+      </w:pPr>
+      <w:r>
+        <w:rPr>
+          <w:rFonts w:ascii="Times New Roman" w:hAnsi="Times New Roman" w:eastAsia="宋体"/>
+          <w:b w:val="0"/>
+          <w:sz w:val="21"/>
+        </w:rPr>
+        <w:t>欧阳宇康：________________　　日期：____________</w:t>
+      </w:r>
+    </w:p>
+    <w:p>
+      <w:pPr>
+        <w:ind w:firstLine="0"/>
+      </w:pPr>
+      <w:r>
+        <w:rPr>
+          <w:rFonts w:ascii="Times New Roman" w:hAnsi="Times New Roman" w:eastAsia="宋体"/>
+          <w:b w:val="0"/>
+          <w:sz w:val="21"/>
+        </w:rPr>
+        <w:t>陈泽恩：________________　　日期：____________</w:t>
+      </w:r>
+    </w:p>
+    <w:p>
+      <w:pPr>
+        <w:ind w:firstLine="0"/>
+      </w:pPr>
+      <w:r>
+        <w:rPr>
+          <w:rFonts w:ascii="Times New Roman" w:hAnsi="Times New Roman" w:eastAsia="宋体"/>
+          <w:b w:val="0"/>
+          <w:sz w:val="21"/>
+        </w:rPr>
+        <w:t>指导教师：________________　　日期：____________</w:t>
+      </w:r>
+    </w:p>
+    <w:p/>
+    <w:p>
+      <w:pPr>
+        <w:ind w:firstLine="0"/>
+      </w:pPr>
+      <w:r>
+        <w:rPr>
+          <w:rFonts w:ascii="Times New Roman" w:hAnsi="Times New Roman" w:eastAsia="宋体"/>
+          <w:b/>
+          <w:sz w:val="21"/>
+        </w:rPr>
+        <w:t>评述：</w:t>
+      </w:r>
+    </w:p>
+    <w:p>
+      <w:pPr>
+        <w:ind w:firstLine="0"/>
+      </w:pPr>
+      <w:r>
+        <w:rPr>
+          <w:rFonts w:ascii="Times New Roman" w:hAnsi="Times New Roman" w:eastAsia="宋体"/>
+          <w:b w:val="0"/>
+          <w:sz w:val="21"/>
+        </w:rPr>
+        <w:t>1. 指导教师评述：待评阅后填写。</w:t>
+      </w:r>
+    </w:p>
+    <w:p>
+      <w:pPr>
+        <w:ind w:firstLine="0"/>
+      </w:pPr>
+      <w:r>
+        <w:rPr>
+          <w:rFonts w:ascii="Times New Roman" w:hAnsi="Times New Roman" w:eastAsia="宋体"/>
+          <w:b w:val="0"/>
+          <w:sz w:val="21"/>
+        </w:rPr>
+        <w:t>2. 项目组评述：项目已完成核心闭环并打通前后端，当前风险集中在数据集质量与远距离识别能力，已安排数据治理与数据补充计划；演示采用手机热点与上传视频双通道保障。</w:t>
       </w:r>
     </w:p>
     <w:sectPr>

--- a/docs/课程任务/任务2-项目章程/02_项目章程_火情智能监测与预警系统.docx
+++ b/docs/课程任务/任务2-项目章程/02_项目章程_火情智能监测与预警系统.docx
@@ -88,75 +88,10 @@
       <w:r>
         <w:rPr>
           <w:rFonts w:ascii="Times New Roman" w:hAnsi="Times New Roman" w:eastAsia="宋体"/>
-          <w:b/>
-          <w:sz w:val="21"/>
-        </w:rPr>
-        <w:t>项目目标：</w:t>
-      </w:r>
-    </w:p>
-    <w:p>
-      <w:pPr>
-        <w:ind w:firstLine="0"/>
-      </w:pPr>
-      <w:r>
-        <w:rPr>
-          <w:rFonts w:ascii="Times New Roman" w:hAnsi="Times New Roman" w:eastAsia="宋体"/>
           <w:b w:val="0"/>
           <w:sz w:val="21"/>
         </w:rPr>
-        <w:t>1. 在 8 周内交付一套可运行、可演示的视频火情监测与预警系统，实现"视频源 → 烟火检测 → 分级预警 → 前端展示 → 历史留存"的完整闭环。</w:t>
-      </w:r>
-    </w:p>
-    <w:p>
-      <w:pPr>
-        <w:ind w:firstLine="0"/>
-      </w:pPr>
-      <w:r>
-        <w:rPr>
-          <w:rFonts w:ascii="Times New Roman" w:hAnsi="Times New Roman" w:eastAsia="宋体"/>
-          <w:b w:val="0"/>
-          <w:sz w:val="21"/>
-        </w:rPr>
-        <w:t>2. 支持安卓手机摄像头在局域网/手机热点环境实时推流识别，并支持本地上传视频作为保底演示通道。</w:t>
-      </w:r>
-    </w:p>
-    <w:p>
-      <w:pPr>
-        <w:ind w:firstLine="0"/>
-      </w:pPr>
-      <w:r>
-        <w:rPr>
-          <w:rFonts w:ascii="Times New Roman" w:hAnsi="Times New Roman" w:eastAsia="宋体"/>
-          <w:b w:val="0"/>
-          <w:sz w:val="21"/>
-        </w:rPr>
-        <w:t>3. 完成自训练 YOLO 模型的训练、评测与误差分析，并与公开模型进行量化对比。</w:t>
-      </w:r>
-    </w:p>
-    <w:p>
-      <w:pPr>
-        <w:ind w:firstLine="0"/>
-      </w:pPr>
-      <w:r>
-        <w:rPr>
-          <w:rFonts w:ascii="Times New Roman" w:hAnsi="Times New Roman" w:eastAsia="宋体"/>
-          <w:b w:val="0"/>
-          <w:sz w:val="21"/>
-        </w:rPr>
-        <w:t>4. 按老师新增要求实现智能体复核（降低误报）与远距离识别（远景小目标）能力。</w:t>
-      </w:r>
-    </w:p>
-    <w:p>
-      <w:pPr>
-        <w:ind w:firstLine="0"/>
-      </w:pPr>
-      <w:r>
-        <w:rPr>
-          <w:rFonts w:ascii="Times New Roman" w:hAnsi="Times New Roman" w:eastAsia="宋体"/>
-          <w:b w:val="0"/>
-          <w:sz w:val="21"/>
-        </w:rPr>
-        <w:t>5. 交付软件介绍、项目章程、需求规格说明书、工作任务分解说明书四项课程文档，过程可追溯、个人工作量可核查。</w:t>
+        <w:t>项目目标：在 8 周内交付一套可运行、可演示的视频火情监测与预警系统，实现"视频源 → 烟火检测 → 分级预警 → 前端展示 → 历史留存"的完整闭环；支持安卓手机摄像头在局域网/手机热点环境实时推流识别，并支持本地上传视频作为保底演示通道；完成自训练 YOLO 模型的训练、评测与公开模型对比；按老师新增要求实现智能体复核（降低误报）与远距离识别（远景小目标）能力；同时交付软件介绍、项目章程、需求规格说明书、工作任务分解说明书四项课程文档，做到过程可追溯、个人工作量可核查。</w:t>
       </w:r>
     </w:p>
     <w:p/>

--- a/docs/课程任务/任务2-项目章程/02_项目章程_火情智能监测与预警系统.docx
+++ b/docs/课程任务/任务2-项目章程/02_项目章程_火情智能监测与预警系统.docx
@@ -213,7 +213,7 @@
                 <w:rFonts w:ascii="Times New Roman" w:hAnsi="Times New Roman" w:eastAsia="黑体"/>
                 <w:b/>
                 <w:color w:val="FFFFFF"/>
-                <w:sz w:val="19"/>
+                <w:sz w:val="18"/>
               </w:rPr>
               <w:t>姓名</w:t>
             </w:r>
@@ -236,7 +236,7 @@
                 <w:rFonts w:ascii="Times New Roman" w:hAnsi="Times New Roman" w:eastAsia="黑体"/>
                 <w:b/>
                 <w:color w:val="FFFFFF"/>
-                <w:sz w:val="19"/>
+                <w:sz w:val="18"/>
               </w:rPr>
               <w:t>角色</w:t>
             </w:r>
@@ -259,7 +259,7 @@
                 <w:rFonts w:ascii="Times New Roman" w:hAnsi="Times New Roman" w:eastAsia="黑体"/>
                 <w:b/>
                 <w:color w:val="FFFFFF"/>
-                <w:sz w:val="19"/>
+                <w:sz w:val="18"/>
               </w:rPr>
               <w:t>职责</w:t>
             </w:r>
@@ -282,7 +282,7 @@
             <w:r>
               <w:rPr>
                 <w:rFonts w:ascii="Times New Roman" w:hAnsi="Times New Roman" w:eastAsia="宋体"/>
-                <w:sz w:val="19"/>
+                <w:sz w:val="18"/>
               </w:rPr>
               <w:t>蔡俊杰</w:t>
             </w:r>
@@ -303,7 +303,7 @@
             <w:r>
               <w:rPr>
                 <w:rFonts w:ascii="Times New Roman" w:hAnsi="Times New Roman" w:eastAsia="宋体"/>
-                <w:sz w:val="19"/>
+                <w:sz w:val="18"/>
               </w:rPr>
               <w:t>项目经理 / 技术负责人</w:t>
             </w:r>
@@ -324,9 +324,9 @@
             <w:r>
               <w:rPr>
                 <w:rFonts w:ascii="Times New Roman" w:hAnsi="Times New Roman" w:eastAsia="宋体"/>
-                <w:sz w:val="19"/>
+                <w:sz w:val="18"/>
               </w:rPr>
-              <w:t>需求与功能建模、模型训练与评测、检测链路与告警引擎、系统集成、演示总控</w:t>
+              <w:t>负责项目整体规划、进度控制与风险管理；主持需求评审与技术决策；负责系统架构与技术选型；负责 AI 模型训练、评测与优化；负责后端检测链路（视频源接入、检测任务、告警引擎、接口）开发与系统集成；负责演示总控与对外汇报。</w:t>
             </w:r>
           </w:p>
         </w:tc>
@@ -348,7 +348,7 @@
             <w:r>
               <w:rPr>
                 <w:rFonts w:ascii="Times New Roman" w:hAnsi="Times New Roman" w:eastAsia="宋体"/>
-                <w:sz w:val="19"/>
+                <w:sz w:val="18"/>
               </w:rPr>
               <w:t>李汶航</w:t>
             </w:r>
@@ -370,9 +370,9 @@
             <w:r>
               <w:rPr>
                 <w:rFonts w:ascii="Times New Roman" w:hAnsi="Times New Roman" w:eastAsia="宋体"/>
-                <w:sz w:val="19"/>
+                <w:sz w:val="18"/>
               </w:rPr>
-              <w:t>前端负责人 / 文档负责人</w:t>
+              <w:t>前端负责人 / 产品与界面</w:t>
             </w:r>
           </w:p>
         </w:tc>
@@ -392,9 +392,9 @@
             <w:r>
               <w:rPr>
                 <w:rFonts w:ascii="Times New Roman" w:hAnsi="Times New Roman" w:eastAsia="宋体"/>
-                <w:sz w:val="19"/>
+                <w:sz w:val="18"/>
               </w:rPr>
-              <w:t>Vue3 前端开发、非功能与界面需求、项目章程、进度章节、远距离素材收集</w:t>
+              <w:t>负责系统前端整体设计与实现（监控总览、实时监控、告警中心、视频源管理、系统设置）；负责前后端接口联调与页面交互、视觉一致性；负责用户操作流程设计与界面原型；参与界面与非功能需求分析，承担演示现场操作。</w:t>
             </w:r>
           </w:p>
         </w:tc>
@@ -415,7 +415,7 @@
             <w:r>
               <w:rPr>
                 <w:rFonts w:ascii="Times New Roman" w:hAnsi="Times New Roman" w:eastAsia="宋体"/>
-                <w:sz w:val="19"/>
+                <w:sz w:val="18"/>
               </w:rPr>
               <w:t>欧阳宇康</w:t>
             </w:r>
@@ -436,7 +436,7 @@
             <w:r>
               <w:rPr>
                 <w:rFonts w:ascii="Times New Roman" w:hAnsi="Times New Roman" w:eastAsia="宋体"/>
-                <w:sz w:val="19"/>
+                <w:sz w:val="18"/>
               </w:rPr>
               <w:t>需求与质量负责人</w:t>
             </w:r>
@@ -457,9 +457,9 @@
             <w:r>
               <w:rPr>
                 <w:rFonts w:ascii="Times New Roman" w:hAnsi="Times New Roman" w:eastAsia="宋体"/>
-                <w:sz w:val="19"/>
+                <w:sz w:val="18"/>
               </w:rPr>
-              <w:t>需求调查与追踪矩阵、测试用例与记录、WBS 字典与 RACI、smoke 数据集查找</w:t>
+              <w:t>负责需求获取、需求分析与需求文档维护；负责测试计划、测试用例设计、测试执行与缺陷跟踪；负责系统功能验证与验收、质量记录与评审组织；负责数据集与训练数据质量把关（含 smoke 类与远距离数据的收集核对）。</w:t>
             </w:r>
           </w:p>
         </w:tc>
@@ -481,7 +481,7 @@
             <w:r>
               <w:rPr>
                 <w:rFonts w:ascii="Times New Roman" w:hAnsi="Times New Roman" w:eastAsia="宋体"/>
-                <w:sz w:val="19"/>
+                <w:sz w:val="18"/>
               </w:rPr>
               <w:t>陈泽恩</w:t>
             </w:r>
@@ -503,9 +503,9 @@
             <w:r>
               <w:rPr>
                 <w:rFonts w:ascii="Times New Roman" w:hAnsi="Times New Roman" w:eastAsia="宋体"/>
-                <w:sz w:val="19"/>
+                <w:sz w:val="18"/>
               </w:rPr>
-              <w:t>配置与工具负责人</w:t>
+              <w:t>配置管理与文档负责人</w:t>
             </w:r>
           </w:p>
         </w:tc>
@@ -525,14 +525,27 @@
             <w:r>
               <w:rPr>
                 <w:rFonts w:ascii="Times New Roman" w:hAnsi="Times New Roman" w:eastAsia="宋体"/>
-                <w:sz w:val="19"/>
+                <w:sz w:val="18"/>
               </w:rPr>
-              <w:t>模板套用与格式统一、版本管理、Microsoft Project 建库与甘特图、负样本收集</w:t>
+              <w:t>负责项目配置管理与版本控制（Git 分支、提交规范、发布包）；负责文档模板、格式统一、版本归档与提交；负责项目管理工具（Microsoft Project）建库、进度计划与甘特图维护；负责环境配置记录、演示素材与数据归档。</w:t>
             </w:r>
           </w:p>
         </w:tc>
       </w:tr>
     </w:tbl>
+    <w:p>
+      <w:pPr>
+        <w:ind w:firstLine="0"/>
+      </w:pPr>
+      <w:r>
+        <w:rPr>
+          <w:rFonts w:ascii="Times New Roman" w:hAnsi="Times New Roman" w:eastAsia="宋体"/>
+          <w:b w:val="0"/>
+          <w:sz w:val="21"/>
+        </w:rPr>
+        <w:t>全员共同职责：参加每周例会与进度汇报，参与需求、设计、测试等评审，按规范提交过程材料，保证个人工作可追溯。</w:t>
+      </w:r>
+    </w:p>
     <w:p/>
     <w:p>
       <w:pPr>

--- a/docs/课程任务/任务2-项目章程/02_项目章程_火情智能监测与预警系统.docx
+++ b/docs/课程任务/任务2-项目章程/02_项目章程_火情智能监测与预警系统.docx
@@ -305,7 +305,7 @@
                 <w:rFonts w:ascii="Times New Roman" w:hAnsi="Times New Roman" w:eastAsia="宋体"/>
                 <w:sz w:val="18"/>
               </w:rPr>
-              <w:t>项目经理 / 技术负责人</w:t>
+              <w:t>组长 / 项目经理兼技术负责人</w:t>
             </w:r>
           </w:p>
         </w:tc>
@@ -326,7 +326,7 @@
                 <w:rFonts w:ascii="Times New Roman" w:hAnsi="Times New Roman" w:eastAsia="宋体"/>
                 <w:sz w:val="18"/>
               </w:rPr>
-              <w:t>负责项目整体规划、进度控制与风险管理；主持需求评审与技术决策；负责系统架构与技术选型；负责 AI 模型训练、评测与优化；负责后端检测链路（视频源接入、检测任务、告警引擎、接口）开发与系统集成；负责演示总控与对外汇报。</w:t>
+              <w:t>项目整体把控：范围与目标界定、进度规划与里程碑控制、风险与质量管理、文档审查与定稿、版本与发布管理、评审组织与对外汇报；技术负责：系统架构与技术选型、AI 模型训练与评测、后端检测链路（视频源接入、检测任务、告警引擎、接口）开发与系统集成、演示总控。</w:t>
             </w:r>
           </w:p>
         </w:tc>
@@ -372,7 +372,7 @@
                 <w:rFonts w:ascii="Times New Roman" w:hAnsi="Times New Roman" w:eastAsia="宋体"/>
                 <w:sz w:val="18"/>
               </w:rPr>
-              <w:t>前端负责人 / 产品与界面</w:t>
+              <w:t>前端负责人</w:t>
             </w:r>
           </w:p>
         </w:tc>
@@ -394,7 +394,7 @@
                 <w:rFonts w:ascii="Times New Roman" w:hAnsi="Times New Roman" w:eastAsia="宋体"/>
                 <w:sz w:val="18"/>
               </w:rPr>
-              <w:t>负责系统前端整体设计与实现（监控总览、实时监控、告警中心、视频源管理、系统设置）；负责前后端接口联调与页面交互、视觉一致性；负责用户操作流程设计与界面原型；参与界面与非功能需求分析，承担演示现场操作。</w:t>
+              <w:t>负责系统前端整体设计与实现（监控总览、实时监控、告警中心、视频源管理、系统设置）；负责前后端接口联调、页面交互与视觉一致性；负责用户操作流程设计与界面原型；承担演示现场操作。</w:t>
             </w:r>
           </w:p>
         </w:tc>
@@ -459,7 +459,7 @@
                 <w:rFonts w:ascii="Times New Roman" w:hAnsi="Times New Roman" w:eastAsia="宋体"/>
                 <w:sz w:val="18"/>
               </w:rPr>
-              <w:t>负责需求获取、需求分析与需求文档维护；负责测试计划、测试用例设计、测试执行与缺陷跟踪；负责系统功能验证与验收、质量记录与评审组织；负责数据集与训练数据质量把关（含 smoke 类与远距离数据的收集核对）。</w:t>
+              <w:t>负责需求获取与需求分析，整理需求与测试相关材料；负责测试用例设计、测试执行与缺陷跟踪，输出测试记录与质量数据；配合组长完成需求确认、验收与评审材料准备。</w:t>
             </w:r>
           </w:p>
         </w:tc>
@@ -505,7 +505,7 @@
                 <w:rFonts w:ascii="Times New Roman" w:hAnsi="Times New Roman" w:eastAsia="宋体"/>
                 <w:sz w:val="18"/>
               </w:rPr>
-              <w:t>配置管理与文档负责人</w:t>
+              <w:t>配置与文档协助</w:t>
             </w:r>
           </w:p>
         </w:tc>
@@ -527,7 +527,7 @@
                 <w:rFonts w:ascii="Times New Roman" w:hAnsi="Times New Roman" w:eastAsia="宋体"/>
                 <w:sz w:val="18"/>
               </w:rPr>
-              <w:t>负责项目配置管理与版本控制（Git 分支、提交规范、发布包）；负责文档模板、格式统一、版本归档与提交；负责项目管理工具（Microsoft Project）建库、进度计划与甘特图维护；负责环境配置记录、演示素材与数据归档。</w:t>
+              <w:t>在组长指导下完成文档模板套用、格式排版与归档；维护 Microsoft Project 任务库与甘特图基础数据，进度计划与最终版本由组长审定；负责演示素材、环境记录与数据集/负样本的整理归档。</w:t>
             </w:r>
           </w:p>
         </w:tc>

--- a/docs/课程任务/任务2-项目章程/02_项目章程_火情智能监测与预警系统.docx
+++ b/docs/课程任务/任务2-项目章程/02_项目章程_火情智能监测与预警系统.docx
@@ -438,7 +438,7 @@
                 <w:rFonts w:ascii="Times New Roman" w:hAnsi="Times New Roman" w:eastAsia="宋体"/>
                 <w:sz w:val="18"/>
               </w:rPr>
-              <w:t>需求与质量负责人</w:t>
+              <w:t>需求与质量负责人（兼测试技术）</w:t>
             </w:r>
           </w:p>
         </w:tc>
@@ -459,7 +459,7 @@
                 <w:rFonts w:ascii="Times New Roman" w:hAnsi="Times New Roman" w:eastAsia="宋体"/>
                 <w:sz w:val="18"/>
               </w:rPr>
-              <w:t>负责需求获取与需求分析，整理需求与测试相关材料；负责测试用例设计、测试执行与缺陷跟踪，输出测试记录与质量数据；配合组长完成需求确认、验收与评审材料准备。</w:t>
+              <w:t>需求获取与分析、需求与测试材料整理；负责测试用例设计、执行与缺陷跟踪；参与技术验证环节：告警链路联调验证、误报场景复现与日志收集、检测结果抽样核对，以及 smoke/远距离数据的标注核对；配合组长完成需求确认与验收。</w:t>
             </w:r>
           </w:p>
         </w:tc>
@@ -505,7 +505,7 @@
                 <w:rFonts w:ascii="Times New Roman" w:hAnsi="Times New Roman" w:eastAsia="宋体"/>
                 <w:sz w:val="18"/>
               </w:rPr>
-              <w:t>配置与文档协助</w:t>
+              <w:t>配置与数据协助（兼环境与数据技术）</w:t>
             </w:r>
           </w:p>
         </w:tc>
@@ -527,7 +527,7 @@
                 <w:rFonts w:ascii="Times New Roman" w:hAnsi="Times New Roman" w:eastAsia="宋体"/>
                 <w:sz w:val="18"/>
               </w:rPr>
-              <w:t>在组长指导下完成文档模板套用、格式排版与归档；维护 Microsoft Project 任务库与甘特图基础数据，进度计划与最终版本由组长审定；负责演示素材、环境记录与数据集/负样本的整理归档。</w:t>
+              <w:t>在组长指导下完成文档模板套用、格式排版与归档；参与技术环节：运行环境搭建与部署记录（Python/Node/Project 环境、启动脚本执行）、数据清洗与格式转换执行（去重、VOC 转 YOLO、负样本整理）、演示素材与截图/录屏制作；维护 Project 任务库与甘特图基础数据，进度计划与最终版本由组长审定。</w:t>
             </w:r>
           </w:p>
         </w:tc>

--- a/docs/课程任务/任务2-项目章程/02_项目章程_火情智能监测与预警系统.docx
+++ b/docs/课程任务/任务2-项目章程/02_项目章程_火情智能监测与预警系统.docx
@@ -649,7 +649,7 @@
           <w:b w:val="0"/>
           <w:sz w:val="21"/>
         </w:rPr>
-        <w:t>1. 指导教师评述：待评阅后填写。</w:t>
+        <w:t>1. 蔡俊杰：项目核心闭环已跑通并实现前后端真实数据联动，当前主要风险在数据集质量与远距离识别能力，已安排数据清洗、补充数据与重训计划，整体进度可控。</w:t>
       </w:r>
     </w:p>
     <w:p>
@@ -662,7 +662,7 @@
           <w:b w:val="0"/>
           <w:sz w:val="21"/>
         </w:rPr>
-        <w:t>2. 项目组评述：项目已完成核心闭环并打通前后端，当前风险集中在数据集质量与远距离识别能力，已安排数据治理与数据补充计划；演示采用手机热点与上传视频双通道保障。</w:t>
+        <w:t>2. 李汶航：前端五个页面已与后端接口和实时画面打通，演示链路可用，后续需要补齐统计图表与手机推流展示细节，并配合完成课堂演示彩排。</w:t>
       </w:r>
     </w:p>
     <w:sectPr>

--- a/docs/课程任务/任务2-项目章程/02_项目章程_火情智能监测与预警系统.docx
+++ b/docs/课程任务/任务2-项目章程/02_项目章程_火情智能监测与预警系统.docx
@@ -649,7 +649,7 @@
           <w:b w:val="0"/>
           <w:sz w:val="21"/>
         </w:rPr>
-        <w:t>1. 蔡俊杰：项目核心闭环已跑通并实现前后端真实数据联动，当前主要风险在数据集质量与远距离识别能力，已安排数据清洗、补充数据与重训计划，整体进度可控。</w:t>
+        <w:t>1. 蔡俊杰：作为项目统筹，需求、进度与版本管理已按计划推进，检测链路与首轮模型训练落地，后续重点转向数据治理与远距离识别。</w:t>
       </w:r>
     </w:p>
     <w:p>
@@ -662,7 +662,7 @@
           <w:b w:val="0"/>
           <w:sz w:val="21"/>
         </w:rPr>
-        <w:t>2. 李汶航：前端五个页面已与后端接口和实时画面打通，演示链路可用，后续需要补齐统计图表与手机推流展示细节，并配合完成课堂演示彩排。</w:t>
+        <w:t>2. 李汶航：前端五个页面已完成并与后端实时数据打通，监控与告警链路可演示，后续完善统计图表与手机推流展示。</w:t>
       </w:r>
     </w:p>
     <w:sectPr>

--- a/docs/课程任务/任务2-项目章程/02_项目章程_火情智能监测与预警系统.docx
+++ b/docs/课程任务/任务2-项目章程/02_项目章程_火情智能监测与预警系统.docx
@@ -649,7 +649,7 @@
           <w:b w:val="0"/>
           <w:sz w:val="21"/>
         </w:rPr>
-        <w:t>1. 蔡俊杰：作为项目统筹，需求、进度与版本管理已按计划推进，检测链路与首轮模型训练落地，后续重点转向数据治理与远距离识别。</w:t>
+        <w:t>1. 蔡俊杰：系统实现了从视频源接入、AI 烟火检测、分级告警到前端展示的完整闭环，模型训练、检测链路与系统集成均已落地，下一阶段聚焦数据治理与远距离识别以提升准确率与场景适应性。</w:t>
       </w:r>
     </w:p>
     <w:p>
@@ -662,7 +662,7 @@
           <w:b w:val="0"/>
           <w:sz w:val="21"/>
         </w:rPr>
-        <w:t>2. 李汶航：前端五个页面已完成并与后端实时数据打通，监控与告警链路可演示，后续完善统计图表与手机推流展示。</w:t>
+        <w:t>2. 李汶航：前端完成监控总览、实时监控、告警中心、视频源管理与系统设置五个页面，并与后端接口、实时画面和告警事件完成对接，能够直观展示检测结果与告警信息。</w:t>
       </w:r>
     </w:p>
     <w:sectPr>

--- a/docs/课程任务/任务2-项目章程/02_项目章程_火情智能监测与预警系统.docx
+++ b/docs/课程任务/任务2-项目章程/02_项目章程_火情智能监测与预警系统.docx
@@ -649,7 +649,7 @@
           <w:b w:val="0"/>
           <w:sz w:val="21"/>
         </w:rPr>
-        <w:t>1. 蔡俊杰：系统实现了从视频源接入、AI 烟火检测、分级告警到前端展示的完整闭环，模型训练、检测链路与系统集成均已落地，下一阶段聚焦数据治理与远距离识别以提升准确率与场景适应性。</w:t>
+        <w:t>1. 蔡俊杰：系统采用分层实现，视频源统一抽象为 file/http/rtsp 三类接入，由检测任务抽帧调用自训练 YOLO 模型推理，结果经告警规则引擎判定后写入 SQLite 并通过 WebSocket 推送，前端与检测、接口层相互独立，便于替换模型与扩展视频源。</w:t>
       </w:r>
     </w:p>
     <w:p>
@@ -662,7 +662,7 @@
           <w:b w:val="0"/>
           <w:sz w:val="21"/>
         </w:rPr>
-        <w:t>2. 李汶航：前端完成监控总览、实时监控、告警中心、视频源管理与系统设置五个页面，并与后端接口、实时画面和告警事件完成对接，能够直观展示检测结果与告警信息。</w:t>
+        <w:t>2. 李汶航：前端基于 Vue3 与 Element Plus 实现五个功能页面，通过 REST 接口获取视频源、告警与配置数据，通过 WebSocket 接收实时告警事件，通过 MJPEG 直接呈现带检测框的实时画面，形成展示、监控与管理一体的界面层。</w:t>
       </w:r>
     </w:p>
     <w:sectPr>
